--- a/public/2026/seq05/FICHE_S5-A05_MaquettePapier_5eme.docx
+++ b/public/2026/seq05/FICHE_S5-A05_MaquettePapier_5eme.docx
@@ -279,7 +279,7 @@
     </w:tbl>
     <w:p>
       <w:pPr>
-        <w:spacing w:after="60"/>
+        <w:spacing w:after="96"/>
       </w:pPr>
     </w:p>
     <w:tbl>
@@ -329,8 +329,8 @@
                 <w:bCs w:val="false"/>
                 <w:i w:val="false"/>
                 <w:iCs w:val="false"/>
-                <w:sz w:val="16"/>
-                <w:szCs w:val="16"/>
+                <w:sz w:val="24"/>
+                <w:szCs w:val="24"/>
               </w:rPr>
               <w:t xml:space="preserve">NOM : </w:t>
             </w:r>
@@ -364,8 +364,8 @@
                 <w:bCs w:val="false"/>
                 <w:i w:val="false"/>
                 <w:iCs w:val="false"/>
-                <w:sz w:val="16"/>
-                <w:szCs w:val="16"/>
+                <w:sz w:val="24"/>
+                <w:szCs w:val="24"/>
               </w:rPr>
               <w:t xml:space="preserve">PRÉNOM : </w:t>
             </w:r>
@@ -399,8 +399,8 @@
                 <w:bCs w:val="false"/>
                 <w:i w:val="false"/>
                 <w:iCs w:val="false"/>
-                <w:sz w:val="16"/>
-                <w:szCs w:val="16"/>
+                <w:sz w:val="24"/>
+                <w:szCs w:val="24"/>
               </w:rPr>
               <w:t xml:space="preserve">CLASSE : </w:t>
             </w:r>
@@ -434,10 +434,675 @@
                 <w:bCs w:val="false"/>
                 <w:i w:val="false"/>
                 <w:iCs w:val="false"/>
-                <w:sz w:val="16"/>
-                <w:szCs w:val="16"/>
+                <w:sz w:val="24"/>
+                <w:szCs w:val="24"/>
               </w:rPr>
               <w:t xml:space="preserve">MAISON : </w:t>
+            </w:r>
+          </w:p>
+        </w:tc>
+      </w:tr>
+    </w:tbl>
+    <w:p>
+      <w:pPr>
+        <w:spacing w:after="128"/>
+      </w:pPr>
+    </w:p>
+    <w:tbl>
+      <w:tblPr>
+        <w:tblW w:type="dxa" w:w="9360"/>
+        <w:tblBorders>
+          <w:top w:val="single" w:color="auto" w:sz="4"/>
+          <w:left w:val="single" w:color="auto" w:sz="4"/>
+          <w:bottom w:val="single" w:color="auto" w:sz="4"/>
+          <w:right w:val="single" w:color="auto" w:sz="4"/>
+          <w:insideH w:val="single" w:color="auto" w:sz="4"/>
+          <w:insideV w:val="single" w:color="auto" w:sz="4"/>
+        </w:tblBorders>
+      </w:tblPr>
+      <w:tblGrid>
+        <w:gridCol w:w="9360"/>
+      </w:tblGrid>
+      <w:tr>
+        <w:tc>
+          <w:tcPr>
+            <w:tcW w:type="dxa" w:w="9360"/>
+            <w:tcBorders>
+              <w:top w:val="single" w:color="000000" w:sz="6"/>
+              <w:left w:val="single" w:color="000000" w:sz="6"/>
+              <w:bottom w:val="single" w:color="000000" w:sz="6"/>
+              <w:right w:val="single" w:color="000000" w:sz="6"/>
+            </w:tcBorders>
+            <w:shd w:fill="D9D9D9" w:val="clear"/>
+            <w:tcMar>
+              <w:top w:type="dxa" w:w="40"/>
+              <w:left w:type="dxa" w:w="80"/>
+              <w:bottom w:type="dxa" w:w="40"/>
+              <w:right w:type="dxa" w:w="80"/>
+            </w:tcMar>
+            <w:vAlign w:val="center"/>
+          </w:tcPr>
+          <w:p>
+            <w:pPr>
+              <w:spacing w:after="0"/>
+              <w:jc w:val="center"/>
+            </w:pPr>
+            <w:r>
+              <w:rPr>
+                <w:rFonts w:ascii="Arial" w:cs="Arial" w:eastAsia="Arial" w:hAnsi="Arial"/>
+                <w:b/>
+                <w:bCs/>
+                <w:i w:val="false"/>
+                <w:iCs w:val="false"/>
+                <w:sz w:val="32"/>
+                <w:szCs w:val="32"/>
+              </w:rPr>
+              <w:t xml:space="preserve">LA MAQUETTE PAPIER DE MA PIÈCE PRÉFÉRÉE (ÉCHELLE 1/20)</w:t>
+            </w:r>
+          </w:p>
+        </w:tc>
+      </w:tr>
+    </w:tbl>
+    <w:p>
+      <w:pPr>
+        <w:spacing w:after="128"/>
+      </w:pPr>
+    </w:p>
+    <w:tbl>
+      <w:tblPr>
+        <w:tblW w:type="dxa" w:w="9360"/>
+        <w:tblBorders>
+          <w:top w:val="single" w:color="auto" w:sz="4"/>
+          <w:left w:val="single" w:color="auto" w:sz="4"/>
+          <w:bottom w:val="single" w:color="auto" w:sz="4"/>
+          <w:right w:val="single" w:color="auto" w:sz="4"/>
+          <w:insideH w:val="single" w:color="auto" w:sz="4"/>
+          <w:insideV w:val="single" w:color="auto" w:sz="4"/>
+        </w:tblBorders>
+      </w:tblPr>
+      <w:tblGrid>
+        <w:gridCol w:w="9360"/>
+      </w:tblGrid>
+      <w:tr>
+        <w:tc>
+          <w:tcPr>
+            <w:tcW w:type="dxa" w:w="9360"/>
+            <w:tcBorders>
+              <w:top w:val="single" w:color="000000" w:sz="6"/>
+              <w:left w:val="single" w:color="000000" w:sz="6"/>
+              <w:bottom w:val="single" w:color="000000" w:sz="6"/>
+              <w:right w:val="single" w:color="000000" w:sz="6"/>
+            </w:tcBorders>
+            <w:tcMar>
+              <w:top w:type="dxa" w:w="100"/>
+              <w:left w:type="dxa" w:w="120"/>
+              <w:bottom w:type="dxa" w:w="100"/>
+              <w:right w:type="dxa" w:w="120"/>
+            </w:tcMar>
+            <w:vAlign w:val="center"/>
+          </w:tcPr>
+          <w:p>
+            <w:pPr>
+              <w:spacing w:after="96"/>
+            </w:pPr>
+            <w:r>
+              <w:rPr>
+                <w:rFonts w:ascii="Arial" w:cs="Arial" w:eastAsia="Arial" w:hAnsi="Arial"/>
+                <w:b w:val="false"/>
+                <w:bCs w:val="false"/>
+                <w:i w:val="false"/>
+                <w:iCs w:val="false"/>
+                <w:sz w:val="24"/>
+                <w:szCs w:val="24"/>
+              </w:rPr>
+              <w:t xml:space="preserve">L'écran, c'est bien ; le vrai volume, c'est mieux ! Les architectes fabriquent TOUJOURS des maquettes. Tu vas construire ta pièce préférée en papier, à l'échelle 1/20.</w:t>
+            </w:r>
+          </w:p>
+          <w:p>
+            <w:pPr>
+              <w:spacing w:after="0"/>
+            </w:pPr>
+            <w:r>
+              <w:rPr>
+                <w:rFonts w:ascii="Arial" w:cs="Arial" w:eastAsia="Arial" w:hAnsi="Arial"/>
+                <w:b/>
+                <w:bCs/>
+                <w:i/>
+                <w:iCs/>
+                <w:sz w:val="24"/>
+                <w:szCs w:val="24"/>
+              </w:rPr>
+              <w:t xml:space="preserve">❓ Comment passer de la maquette numérique à une maquette en volume, à l'échelle ?</w:t>
+            </w:r>
+          </w:p>
+        </w:tc>
+      </w:tr>
+    </w:tbl>
+    <w:p>
+      <w:pPr>
+        <w:spacing w:after="128"/>
+      </w:pPr>
+    </w:p>
+    <w:tbl>
+      <w:tblPr>
+        <w:tblW w:type="dxa" w:w="9360"/>
+        <w:tblBorders>
+          <w:top w:val="single" w:color="auto" w:sz="4"/>
+          <w:left w:val="single" w:color="auto" w:sz="4"/>
+          <w:bottom w:val="single" w:color="auto" w:sz="4"/>
+          <w:right w:val="single" w:color="auto" w:sz="4"/>
+          <w:insideH w:val="single" w:color="auto" w:sz="4"/>
+          <w:insideV w:val="single" w:color="auto" w:sz="4"/>
+        </w:tblBorders>
+      </w:tblPr>
+      <w:tblGrid>
+        <w:gridCol w:w="9360"/>
+      </w:tblGrid>
+      <w:tr>
+        <w:tc>
+          <w:tcPr>
+            <w:tcW w:type="dxa" w:w="9360"/>
+            <w:tcBorders>
+              <w:top w:val="single" w:color="000000" w:sz="6"/>
+              <w:left w:val="single" w:color="000000" w:sz="6"/>
+              <w:bottom w:val="single" w:color="000000" w:sz="6"/>
+              <w:right w:val="single" w:color="000000" w:sz="6"/>
+            </w:tcBorders>
+            <w:shd w:fill="F2F2F2" w:val="clear"/>
+            <w:tcMar>
+              <w:top w:type="dxa" w:w="40"/>
+              <w:left w:type="dxa" w:w="80"/>
+              <w:bottom w:type="dxa" w:w="40"/>
+              <w:right w:type="dxa" w:w="80"/>
+            </w:tcMar>
+            <w:vAlign w:val="center"/>
+          </w:tcPr>
+          <w:p>
+            <w:pPr>
+              <w:spacing w:after="0"/>
+            </w:pPr>
+            <w:r>
+              <w:rPr>
+                <w:rFonts w:ascii="Arial" w:cs="Arial" w:eastAsia="Arial" w:hAnsi="Arial"/>
+                <w:b/>
+                <w:bCs/>
+                <w:i w:val="false"/>
+                <w:iCs w:val="false"/>
+                <w:sz w:val="26"/>
+                <w:szCs w:val="26"/>
+              </w:rPr>
+              <w:t xml:space="preserve">PARTIE 1 — L'échelle 1/20 : 1 cm sur la maquette = 20 cm en vrai</w:t>
+            </w:r>
+          </w:p>
+        </w:tc>
+      </w:tr>
+    </w:tbl>
+    <w:p>
+      <w:pPr>
+        <w:spacing w:after="64"/>
+      </w:pPr>
+    </w:p>
+    <w:p>
+      <w:pPr>
+        <w:spacing w:after="96"/>
+      </w:pPr>
+      <w:r>
+        <w:rPr>
+          <w:rFonts w:ascii="Arial" w:cs="Arial" w:eastAsia="Arial" w:hAnsi="Arial"/>
+          <w:b w:val="false"/>
+          <w:bCs w:val="false"/>
+          <w:i/>
+          <w:iCs/>
+          <w:sz w:val="24"/>
+          <w:szCs w:val="24"/>
+        </w:rPr>
+        <w:t xml:space="preserve">➤ Convertis les dimensions de TA pièce (reprends les mesures dans Sweet Home 3D).</w:t>
+      </w:r>
+    </w:p>
+    <w:tbl>
+      <w:tblPr>
+        <w:tblW w:type="dxa" w:w="9360"/>
+        <w:tblBorders>
+          <w:top w:val="single" w:color="auto" w:sz="4"/>
+          <w:left w:val="single" w:color="auto" w:sz="4"/>
+          <w:bottom w:val="single" w:color="auto" w:sz="4"/>
+          <w:right w:val="single" w:color="auto" w:sz="4"/>
+          <w:insideH w:val="single" w:color="auto" w:sz="4"/>
+          <w:insideV w:val="single" w:color="auto" w:sz="4"/>
+        </w:tblBorders>
+      </w:tblPr>
+      <w:tblGrid>
+        <w:gridCol w:w="3200"/>
+        <w:gridCol w:w="3200"/>
+        <w:gridCol w:w="2960"/>
+      </w:tblGrid>
+      <w:tr>
+        <w:tc>
+          <w:tcPr>
+            <w:tcW w:type="dxa" w:w="3200"/>
+            <w:tcBorders>
+              <w:top w:val="single" w:color="000000" w:sz="6"/>
+              <w:left w:val="single" w:color="000000" w:sz="6"/>
+              <w:bottom w:val="single" w:color="000000" w:sz="6"/>
+              <w:right w:val="single" w:color="000000" w:sz="6"/>
+            </w:tcBorders>
+            <w:shd w:fill="D9D9D9" w:val="clear"/>
+            <w:tcMar>
+              <w:top w:type="dxa" w:w="40"/>
+              <w:left w:type="dxa" w:w="80"/>
+              <w:bottom w:type="dxa" w:w="40"/>
+              <w:right w:type="dxa" w:w="80"/>
+            </w:tcMar>
+            <w:vAlign w:val="center"/>
+          </w:tcPr>
+          <w:p>
+            <w:pPr>
+              <w:spacing w:after="0"/>
+            </w:pPr>
+            <w:r>
+              <w:rPr>
+                <w:rFonts w:ascii="Arial" w:cs="Arial" w:eastAsia="Arial" w:hAnsi="Arial"/>
+                <w:b/>
+                <w:bCs/>
+                <w:i w:val="false"/>
+                <w:iCs w:val="false"/>
+                <w:sz w:val="24"/>
+                <w:szCs w:val="24"/>
+              </w:rPr>
+              <w:t xml:space="preserve">Dimension</w:t>
+            </w:r>
+          </w:p>
+        </w:tc>
+        <w:tc>
+          <w:tcPr>
+            <w:tcW w:type="dxa" w:w="3200"/>
+            <w:tcBorders>
+              <w:top w:val="single" w:color="000000" w:sz="6"/>
+              <w:left w:val="single" w:color="000000" w:sz="6"/>
+              <w:bottom w:val="single" w:color="000000" w:sz="6"/>
+              <w:right w:val="single" w:color="000000" w:sz="6"/>
+            </w:tcBorders>
+            <w:shd w:fill="D9D9D9" w:val="clear"/>
+            <w:tcMar>
+              <w:top w:type="dxa" w:w="40"/>
+              <w:left w:type="dxa" w:w="80"/>
+              <w:bottom w:type="dxa" w:w="40"/>
+              <w:right w:type="dxa" w:w="80"/>
+            </w:tcMar>
+            <w:vAlign w:val="center"/>
+          </w:tcPr>
+          <w:p>
+            <w:pPr>
+              <w:spacing w:after="0"/>
+            </w:pPr>
+            <w:r>
+              <w:rPr>
+                <w:rFonts w:ascii="Arial" w:cs="Arial" w:eastAsia="Arial" w:hAnsi="Arial"/>
+                <w:b/>
+                <w:bCs/>
+                <w:i w:val="false"/>
+                <w:iCs w:val="false"/>
+                <w:sz w:val="24"/>
+                <w:szCs w:val="24"/>
+              </w:rPr>
+              <w:t xml:space="preserve">En vrai</w:t>
+            </w:r>
+          </w:p>
+        </w:tc>
+        <w:tc>
+          <w:tcPr>
+            <w:tcW w:type="dxa" w:w="2960"/>
+            <w:tcBorders>
+              <w:top w:val="single" w:color="000000" w:sz="6"/>
+              <w:left w:val="single" w:color="000000" w:sz="6"/>
+              <w:bottom w:val="single" w:color="000000" w:sz="6"/>
+              <w:right w:val="single" w:color="000000" w:sz="6"/>
+            </w:tcBorders>
+            <w:shd w:fill="D9D9D9" w:val="clear"/>
+            <w:tcMar>
+              <w:top w:type="dxa" w:w="40"/>
+              <w:left w:type="dxa" w:w="80"/>
+              <w:bottom w:type="dxa" w:w="40"/>
+              <w:right w:type="dxa" w:w="80"/>
+            </w:tcMar>
+            <w:vAlign w:val="center"/>
+          </w:tcPr>
+          <w:p>
+            <w:pPr>
+              <w:spacing w:after="0"/>
+            </w:pPr>
+            <w:r>
+              <w:rPr>
+                <w:rFonts w:ascii="Arial" w:cs="Arial" w:eastAsia="Arial" w:hAnsi="Arial"/>
+                <w:b/>
+                <w:bCs/>
+                <w:i w:val="false"/>
+                <w:iCs w:val="false"/>
+                <w:sz w:val="24"/>
+                <w:szCs w:val="24"/>
+              </w:rPr>
+              <w:t xml:space="preserve">Sur la maquette (÷ 20)</w:t>
+            </w:r>
+          </w:p>
+        </w:tc>
+      </w:tr>
+      <w:tr>
+        <w:tc>
+          <w:tcPr>
+            <w:tcW w:type="dxa" w:w="3200"/>
+            <w:tcBorders>
+              <w:top w:val="single" w:color="000000" w:sz="6"/>
+              <w:left w:val="single" w:color="000000" w:sz="6"/>
+              <w:bottom w:val="single" w:color="000000" w:sz="6"/>
+              <w:right w:val="single" w:color="000000" w:sz="6"/>
+            </w:tcBorders>
+            <w:tcMar>
+              <w:top w:type="dxa" w:w="40"/>
+              <w:left w:type="dxa" w:w="80"/>
+              <w:bottom w:type="dxa" w:w="40"/>
+              <w:right w:type="dxa" w:w="80"/>
+            </w:tcMar>
+            <w:vAlign w:val="center"/>
+          </w:tcPr>
+          <w:p>
+            <w:pPr>
+              <w:spacing w:after="0"/>
+            </w:pPr>
+            <w:r>
+              <w:rPr>
+                <w:rFonts w:ascii="Arial" w:cs="Arial" w:eastAsia="Arial" w:hAnsi="Arial"/>
+                <w:b w:val="false"/>
+                <w:bCs w:val="false"/>
+                <w:i w:val="false"/>
+                <w:iCs w:val="false"/>
+                <w:sz w:val="24"/>
+                <w:szCs w:val="24"/>
+              </w:rPr>
+              <w:t xml:space="preserve">Longueur de la pièce</w:t>
+            </w:r>
+          </w:p>
+        </w:tc>
+        <w:tc>
+          <w:tcPr>
+            <w:tcW w:type="dxa" w:w="3200"/>
+            <w:tcBorders>
+              <w:top w:val="single" w:color="000000" w:sz="6"/>
+              <w:left w:val="single" w:color="000000" w:sz="6"/>
+              <w:bottom w:val="single" w:color="000000" w:sz="6"/>
+              <w:right w:val="single" w:color="000000" w:sz="6"/>
+            </w:tcBorders>
+            <w:tcMar>
+              <w:top w:type="dxa" w:w="40"/>
+              <w:left w:type="dxa" w:w="80"/>
+              <w:bottom w:type="dxa" w:w="40"/>
+              <w:right w:type="dxa" w:w="80"/>
+            </w:tcMar>
+            <w:vAlign w:val="center"/>
+          </w:tcPr>
+          <w:p>
+            <w:pPr>
+              <w:spacing w:after="0"/>
+            </w:pPr>
+            <w:r>
+              <w:rPr>
+                <w:rFonts w:ascii="Arial" w:cs="Arial" w:eastAsia="Arial" w:hAnsi="Arial"/>
+                <w:b w:val="false"/>
+                <w:bCs w:val="false"/>
+                <w:i w:val="false"/>
+                <w:iCs w:val="false"/>
+                <w:sz w:val="24"/>
+                <w:szCs w:val="24"/>
+              </w:rPr>
+              <w:t xml:space="preserve">...... m = ...... cm</w:t>
+            </w:r>
+          </w:p>
+        </w:tc>
+        <w:tc>
+          <w:tcPr>
+            <w:tcW w:type="dxa" w:w="2960"/>
+            <w:tcBorders>
+              <w:top w:val="single" w:color="000000" w:sz="6"/>
+              <w:left w:val="single" w:color="000000" w:sz="6"/>
+              <w:bottom w:val="single" w:color="000000" w:sz="6"/>
+              <w:right w:val="single" w:color="000000" w:sz="6"/>
+            </w:tcBorders>
+            <w:tcMar>
+              <w:top w:type="dxa" w:w="40"/>
+              <w:left w:type="dxa" w:w="80"/>
+              <w:bottom w:type="dxa" w:w="40"/>
+              <w:right w:type="dxa" w:w="80"/>
+            </w:tcMar>
+            <w:vAlign w:val="center"/>
+          </w:tcPr>
+          <w:p>
+            <w:pPr>
+              <w:spacing w:after="0"/>
+            </w:pPr>
+            <w:r>
+              <w:rPr>
+                <w:rFonts w:ascii="Arial" w:cs="Arial" w:eastAsia="Arial" w:hAnsi="Arial"/>
+                <w:b w:val="false"/>
+                <w:bCs w:val="false"/>
+                <w:i w:val="false"/>
+                <w:iCs w:val="false"/>
+                <w:sz w:val="24"/>
+                <w:szCs w:val="24"/>
+              </w:rPr>
+              <w:t xml:space="preserve">...... cm</w:t>
+            </w:r>
+          </w:p>
+        </w:tc>
+      </w:tr>
+      <w:tr>
+        <w:tc>
+          <w:tcPr>
+            <w:tcW w:type="dxa" w:w="3200"/>
+            <w:tcBorders>
+              <w:top w:val="single" w:color="000000" w:sz="6"/>
+              <w:left w:val="single" w:color="000000" w:sz="6"/>
+              <w:bottom w:val="single" w:color="000000" w:sz="6"/>
+              <w:right w:val="single" w:color="000000" w:sz="6"/>
+            </w:tcBorders>
+            <w:tcMar>
+              <w:top w:type="dxa" w:w="40"/>
+              <w:left w:type="dxa" w:w="80"/>
+              <w:bottom w:type="dxa" w:w="40"/>
+              <w:right w:type="dxa" w:w="80"/>
+            </w:tcMar>
+            <w:vAlign w:val="center"/>
+          </w:tcPr>
+          <w:p>
+            <w:pPr>
+              <w:spacing w:after="0"/>
+            </w:pPr>
+            <w:r>
+              <w:rPr>
+                <w:rFonts w:ascii="Arial" w:cs="Arial" w:eastAsia="Arial" w:hAnsi="Arial"/>
+                <w:b w:val="false"/>
+                <w:bCs w:val="false"/>
+                <w:i w:val="false"/>
+                <w:iCs w:val="false"/>
+                <w:sz w:val="24"/>
+                <w:szCs w:val="24"/>
+              </w:rPr>
+              <w:t xml:space="preserve">Largeur de la pièce</w:t>
+            </w:r>
+          </w:p>
+        </w:tc>
+        <w:tc>
+          <w:tcPr>
+            <w:tcW w:type="dxa" w:w="3200"/>
+            <w:tcBorders>
+              <w:top w:val="single" w:color="000000" w:sz="6"/>
+              <w:left w:val="single" w:color="000000" w:sz="6"/>
+              <w:bottom w:val="single" w:color="000000" w:sz="6"/>
+              <w:right w:val="single" w:color="000000" w:sz="6"/>
+            </w:tcBorders>
+            <w:tcMar>
+              <w:top w:type="dxa" w:w="40"/>
+              <w:left w:type="dxa" w:w="80"/>
+              <w:bottom w:type="dxa" w:w="40"/>
+              <w:right w:type="dxa" w:w="80"/>
+            </w:tcMar>
+            <w:vAlign w:val="center"/>
+          </w:tcPr>
+          <w:p>
+            <w:pPr>
+              <w:spacing w:after="0"/>
+            </w:pPr>
+            <w:r>
+              <w:rPr>
+                <w:rFonts w:ascii="Arial" w:cs="Arial" w:eastAsia="Arial" w:hAnsi="Arial"/>
+                <w:b w:val="false"/>
+                <w:bCs w:val="false"/>
+                <w:i w:val="false"/>
+                <w:iCs w:val="false"/>
+                <w:sz w:val="24"/>
+                <w:szCs w:val="24"/>
+              </w:rPr>
+              <w:t xml:space="preserve">...... m = ...... cm</w:t>
+            </w:r>
+          </w:p>
+        </w:tc>
+        <w:tc>
+          <w:tcPr>
+            <w:tcW w:type="dxa" w:w="2960"/>
+            <w:tcBorders>
+              <w:top w:val="single" w:color="000000" w:sz="6"/>
+              <w:left w:val="single" w:color="000000" w:sz="6"/>
+              <w:bottom w:val="single" w:color="000000" w:sz="6"/>
+              <w:right w:val="single" w:color="000000" w:sz="6"/>
+            </w:tcBorders>
+            <w:tcMar>
+              <w:top w:type="dxa" w:w="40"/>
+              <w:left w:type="dxa" w:w="80"/>
+              <w:bottom w:type="dxa" w:w="40"/>
+              <w:right w:type="dxa" w:w="80"/>
+            </w:tcMar>
+            <w:vAlign w:val="center"/>
+          </w:tcPr>
+          <w:p>
+            <w:pPr>
+              <w:spacing w:after="0"/>
+            </w:pPr>
+            <w:r>
+              <w:rPr>
+                <w:rFonts w:ascii="Arial" w:cs="Arial" w:eastAsia="Arial" w:hAnsi="Arial"/>
+                <w:b w:val="false"/>
+                <w:bCs w:val="false"/>
+                <w:i w:val="false"/>
+                <w:iCs w:val="false"/>
+                <w:sz w:val="24"/>
+                <w:szCs w:val="24"/>
+              </w:rPr>
+              <w:t xml:space="preserve">...... cm</w:t>
+            </w:r>
+          </w:p>
+        </w:tc>
+      </w:tr>
+      <w:tr>
+        <w:tc>
+          <w:tcPr>
+            <w:tcW w:type="dxa" w:w="3200"/>
+            <w:tcBorders>
+              <w:top w:val="single" w:color="000000" w:sz="6"/>
+              <w:left w:val="single" w:color="000000" w:sz="6"/>
+              <w:bottom w:val="single" w:color="000000" w:sz="6"/>
+              <w:right w:val="single" w:color="000000" w:sz="6"/>
+            </w:tcBorders>
+            <w:tcMar>
+              <w:top w:type="dxa" w:w="40"/>
+              <w:left w:type="dxa" w:w="80"/>
+              <w:bottom w:type="dxa" w:w="40"/>
+              <w:right w:type="dxa" w:w="80"/>
+            </w:tcMar>
+            <w:vAlign w:val="center"/>
+          </w:tcPr>
+          <w:p>
+            <w:pPr>
+              <w:spacing w:after="0"/>
+            </w:pPr>
+            <w:r>
+              <w:rPr>
+                <w:rFonts w:ascii="Arial" w:cs="Arial" w:eastAsia="Arial" w:hAnsi="Arial"/>
+                <w:b w:val="false"/>
+                <w:bCs w:val="false"/>
+                <w:i w:val="false"/>
+                <w:iCs w:val="false"/>
+                <w:sz w:val="24"/>
+                <w:szCs w:val="24"/>
+              </w:rPr>
+              <w:t xml:space="preserve">Hauteur des murs</w:t>
+            </w:r>
+          </w:p>
+        </w:tc>
+        <w:tc>
+          <w:tcPr>
+            <w:tcW w:type="dxa" w:w="3200"/>
+            <w:tcBorders>
+              <w:top w:val="single" w:color="000000" w:sz="6"/>
+              <w:left w:val="single" w:color="000000" w:sz="6"/>
+              <w:bottom w:val="single" w:color="000000" w:sz="6"/>
+              <w:right w:val="single" w:color="000000" w:sz="6"/>
+            </w:tcBorders>
+            <w:tcMar>
+              <w:top w:type="dxa" w:w="40"/>
+              <w:left w:type="dxa" w:w="80"/>
+              <w:bottom w:type="dxa" w:w="40"/>
+              <w:right w:type="dxa" w:w="80"/>
+            </w:tcMar>
+            <w:vAlign w:val="center"/>
+          </w:tcPr>
+          <w:p>
+            <w:pPr>
+              <w:spacing w:after="0"/>
+            </w:pPr>
+            <w:r>
+              <w:rPr>
+                <w:rFonts w:ascii="Arial" w:cs="Arial" w:eastAsia="Arial" w:hAnsi="Arial"/>
+                <w:b w:val="false"/>
+                <w:bCs w:val="false"/>
+                <w:i w:val="false"/>
+                <w:iCs w:val="false"/>
+                <w:sz w:val="24"/>
+                <w:szCs w:val="24"/>
+              </w:rPr>
+              <w:t xml:space="preserve">2,4 m = 240 cm</w:t>
+            </w:r>
+          </w:p>
+        </w:tc>
+        <w:tc>
+          <w:tcPr>
+            <w:tcW w:type="dxa" w:w="2960"/>
+            <w:tcBorders>
+              <w:top w:val="single" w:color="000000" w:sz="6"/>
+              <w:left w:val="single" w:color="000000" w:sz="6"/>
+              <w:bottom w:val="single" w:color="000000" w:sz="6"/>
+              <w:right w:val="single" w:color="000000" w:sz="6"/>
+            </w:tcBorders>
+            <w:tcMar>
+              <w:top w:type="dxa" w:w="40"/>
+              <w:left w:type="dxa" w:w="80"/>
+              <w:bottom w:type="dxa" w:w="40"/>
+              <w:right w:type="dxa" w:w="80"/>
+            </w:tcMar>
+            <w:vAlign w:val="center"/>
+          </w:tcPr>
+          <w:p>
+            <w:pPr>
+              <w:spacing w:after="0"/>
+            </w:pPr>
+            <w:r>
+              <w:rPr>
+                <w:rFonts w:ascii="Arial" w:cs="Arial" w:eastAsia="Arial" w:hAnsi="Arial"/>
+                <w:b w:val="false"/>
+                <w:bCs w:val="false"/>
+                <w:i w:val="false"/>
+                <w:iCs w:val="false"/>
+                <w:sz w:val="24"/>
+                <w:szCs w:val="24"/>
+              </w:rPr>
+              <w:t xml:space="preserve">...... cm</w:t>
             </w:r>
           </w:p>
         </w:tc>
@@ -473,19 +1138,18 @@
               <w:bottom w:val="single" w:color="000000" w:sz="6"/>
               <w:right w:val="single" w:color="000000" w:sz="6"/>
             </w:tcBorders>
-            <w:shd w:fill="D9D9D9" w:val="clear"/>
-            <w:tcMar>
-              <w:top w:type="dxa" w:w="40"/>
-              <w:left w:type="dxa" w:w="80"/>
-              <w:bottom w:type="dxa" w:w="40"/>
-              <w:right w:type="dxa" w:w="80"/>
-            </w:tcMar>
-            <w:vAlign w:val="center"/>
-          </w:tcPr>
-          <w:p>
-            <w:pPr>
-              <w:spacing w:after="0"/>
-              <w:jc w:val="center"/>
+            <w:shd w:fill="F2F2F2" w:val="clear"/>
+            <w:tcMar>
+              <w:top w:type="dxa" w:w="40"/>
+              <w:left w:type="dxa" w:w="80"/>
+              <w:bottom w:type="dxa" w:w="40"/>
+              <w:right w:type="dxa" w:w="80"/>
+            </w:tcMar>
+            <w:vAlign w:val="center"/>
+          </w:tcPr>
+          <w:p>
+            <w:pPr>
+              <w:spacing w:after="0"/>
             </w:pPr>
             <w:r>
               <w:rPr>
@@ -494,10 +1158,466 @@
                 <w:bCs/>
                 <w:i w:val="false"/>
                 <w:iCs w:val="false"/>
-                <w:sz w:val="24"/>
-                <w:szCs w:val="24"/>
-              </w:rPr>
-              <w:t xml:space="preserve">LA MAQUETTE PAPIER DE MA PIÈCE PRÉFÉRÉE (ÉCHELLE 1/20)</w:t>
+                <w:sz w:val="26"/>
+                <w:szCs w:val="26"/>
+              </w:rPr>
+              <w:t xml:space="preserve">PARTIE 2 — Le patron : tracer, découper, plier, coller  (séance en groupe · schéma projeté)</w:t>
+            </w:r>
+          </w:p>
+        </w:tc>
+      </w:tr>
+    </w:tbl>
+    <w:p>
+      <w:pPr>
+        <w:spacing w:after="64"/>
+      </w:pPr>
+    </w:p>
+    <w:tbl>
+      <w:tblPr>
+        <w:tblW w:type="dxa" w:w="9360"/>
+        <w:tblBorders>
+          <w:top w:val="single" w:color="auto" w:sz="4"/>
+          <w:left w:val="single" w:color="auto" w:sz="4"/>
+          <w:bottom w:val="single" w:color="auto" w:sz="4"/>
+          <w:right w:val="single" w:color="auto" w:sz="4"/>
+          <w:insideH w:val="single" w:color="auto" w:sz="4"/>
+          <w:insideV w:val="single" w:color="auto" w:sz="4"/>
+        </w:tblBorders>
+      </w:tblPr>
+      <w:tblGrid>
+        <w:gridCol w:w="900"/>
+        <w:gridCol w:w="8460"/>
+      </w:tblGrid>
+      <w:tr>
+        <w:tc>
+          <w:tcPr>
+            <w:tcW w:type="dxa" w:w="900"/>
+            <w:tcBorders>
+              <w:top w:val="single" w:color="000000" w:sz="6"/>
+              <w:left w:val="single" w:color="000000" w:sz="6"/>
+              <w:bottom w:val="single" w:color="000000" w:sz="6"/>
+              <w:right w:val="single" w:color="000000" w:sz="6"/>
+            </w:tcBorders>
+            <w:shd w:fill="D9D9D9" w:val="clear"/>
+            <w:tcMar>
+              <w:top w:type="dxa" w:w="40"/>
+              <w:left w:type="dxa" w:w="80"/>
+              <w:bottom w:type="dxa" w:w="40"/>
+              <w:right w:type="dxa" w:w="80"/>
+            </w:tcMar>
+            <w:vAlign w:val="center"/>
+          </w:tcPr>
+          <w:p>
+            <w:pPr>
+              <w:spacing w:after="0"/>
+            </w:pPr>
+            <w:r>
+              <w:rPr>
+                <w:rFonts w:ascii="Arial" w:cs="Arial" w:eastAsia="Arial" w:hAnsi="Arial"/>
+                <w:b/>
+                <w:bCs/>
+                <w:i w:val="false"/>
+                <w:iCs w:val="false"/>
+                <w:sz w:val="24"/>
+                <w:szCs w:val="24"/>
+              </w:rPr>
+              <w:t xml:space="preserve">Fait</w:t>
+            </w:r>
+          </w:p>
+        </w:tc>
+        <w:tc>
+          <w:tcPr>
+            <w:tcW w:type="dxa" w:w="8460"/>
+            <w:tcBorders>
+              <w:top w:val="single" w:color="000000" w:sz="6"/>
+              <w:left w:val="single" w:color="000000" w:sz="6"/>
+              <w:bottom w:val="single" w:color="000000" w:sz="6"/>
+              <w:right w:val="single" w:color="000000" w:sz="6"/>
+            </w:tcBorders>
+            <w:shd w:fill="D9D9D9" w:val="clear"/>
+            <w:tcMar>
+              <w:top w:type="dxa" w:w="40"/>
+              <w:left w:type="dxa" w:w="80"/>
+              <w:bottom w:type="dxa" w:w="40"/>
+              <w:right w:type="dxa" w:w="80"/>
+            </w:tcMar>
+            <w:vAlign w:val="center"/>
+          </w:tcPr>
+          <w:p>
+            <w:pPr>
+              <w:spacing w:after="0"/>
+            </w:pPr>
+            <w:r>
+              <w:rPr>
+                <w:rFonts w:ascii="Arial" w:cs="Arial" w:eastAsia="Arial" w:hAnsi="Arial"/>
+                <w:b/>
+                <w:bCs/>
+                <w:i w:val="false"/>
+                <w:iCs w:val="false"/>
+                <w:sz w:val="24"/>
+                <w:szCs w:val="24"/>
+              </w:rPr>
+              <w:t xml:space="preserve">Étape</w:t>
+            </w:r>
+          </w:p>
+        </w:tc>
+      </w:tr>
+      <w:tr>
+        <w:tc>
+          <w:tcPr>
+            <w:tcW w:type="dxa" w:w="900"/>
+            <w:tcBorders>
+              <w:top w:val="single" w:color="000000" w:sz="6"/>
+              <w:left w:val="single" w:color="000000" w:sz="6"/>
+              <w:bottom w:val="single" w:color="000000" w:sz="6"/>
+              <w:right w:val="single" w:color="000000" w:sz="6"/>
+            </w:tcBorders>
+            <w:tcMar>
+              <w:top w:type="dxa" w:w="40"/>
+              <w:left w:type="dxa" w:w="80"/>
+              <w:bottom w:type="dxa" w:w="40"/>
+              <w:right w:type="dxa" w:w="80"/>
+            </w:tcMar>
+            <w:vAlign w:val="center"/>
+          </w:tcPr>
+          <w:p>
+            <w:pPr>
+              <w:spacing w:after="0"/>
+            </w:pPr>
+            <w:r>
+              <w:rPr>
+                <w:rFonts w:ascii="Arial" w:cs="Arial" w:eastAsia="Arial" w:hAnsi="Arial"/>
+                <w:b w:val="false"/>
+                <w:bCs w:val="false"/>
+                <w:i w:val="false"/>
+                <w:iCs w:val="false"/>
+                <w:sz w:val="24"/>
+                <w:szCs w:val="24"/>
+              </w:rPr>
+              <w:t xml:space="preserve">☐ 1</w:t>
+            </w:r>
+          </w:p>
+        </w:tc>
+        <w:tc>
+          <w:tcPr>
+            <w:tcW w:type="dxa" w:w="8460"/>
+            <w:tcBorders>
+              <w:top w:val="single" w:color="000000" w:sz="6"/>
+              <w:left w:val="single" w:color="000000" w:sz="6"/>
+              <w:bottom w:val="single" w:color="000000" w:sz="6"/>
+              <w:right w:val="single" w:color="000000" w:sz="6"/>
+            </w:tcBorders>
+            <w:tcMar>
+              <w:top w:type="dxa" w:w="40"/>
+              <w:left w:type="dxa" w:w="80"/>
+              <w:bottom w:type="dxa" w:w="40"/>
+              <w:right w:type="dxa" w:w="80"/>
+            </w:tcMar>
+            <w:vAlign w:val="center"/>
+          </w:tcPr>
+          <w:p>
+            <w:pPr>
+              <w:spacing w:after="0"/>
+            </w:pPr>
+            <w:r>
+              <w:rPr>
+                <w:rFonts w:ascii="Arial" w:cs="Arial" w:eastAsia="Arial" w:hAnsi="Arial"/>
+                <w:b w:val="false"/>
+                <w:bCs w:val="false"/>
+                <w:i w:val="false"/>
+                <w:iCs w:val="false"/>
+                <w:sz w:val="24"/>
+                <w:szCs w:val="24"/>
+              </w:rPr>
+              <w:t xml:space="preserve">Sur le papier épais, trace le SOL aux dimensions calculées (règle + équerre).</w:t>
+            </w:r>
+          </w:p>
+        </w:tc>
+      </w:tr>
+      <w:tr>
+        <w:tc>
+          <w:tcPr>
+            <w:tcW w:type="dxa" w:w="900"/>
+            <w:tcBorders>
+              <w:top w:val="single" w:color="000000" w:sz="6"/>
+              <w:left w:val="single" w:color="000000" w:sz="6"/>
+              <w:bottom w:val="single" w:color="000000" w:sz="6"/>
+              <w:right w:val="single" w:color="000000" w:sz="6"/>
+            </w:tcBorders>
+            <w:tcMar>
+              <w:top w:type="dxa" w:w="40"/>
+              <w:left w:type="dxa" w:w="80"/>
+              <w:bottom w:type="dxa" w:w="40"/>
+              <w:right w:type="dxa" w:w="80"/>
+            </w:tcMar>
+            <w:vAlign w:val="center"/>
+          </w:tcPr>
+          <w:p>
+            <w:pPr>
+              <w:spacing w:after="0"/>
+            </w:pPr>
+            <w:r>
+              <w:rPr>
+                <w:rFonts w:ascii="Arial" w:cs="Arial" w:eastAsia="Arial" w:hAnsi="Arial"/>
+                <w:b w:val="false"/>
+                <w:bCs w:val="false"/>
+                <w:i w:val="false"/>
+                <w:iCs w:val="false"/>
+                <w:sz w:val="24"/>
+                <w:szCs w:val="24"/>
+              </w:rPr>
+              <w:t xml:space="preserve">☐ 2</w:t>
+            </w:r>
+          </w:p>
+        </w:tc>
+        <w:tc>
+          <w:tcPr>
+            <w:tcW w:type="dxa" w:w="8460"/>
+            <w:tcBorders>
+              <w:top w:val="single" w:color="000000" w:sz="6"/>
+              <w:left w:val="single" w:color="000000" w:sz="6"/>
+              <w:bottom w:val="single" w:color="000000" w:sz="6"/>
+              <w:right w:val="single" w:color="000000" w:sz="6"/>
+            </w:tcBorders>
+            <w:tcMar>
+              <w:top w:type="dxa" w:w="40"/>
+              <w:left w:type="dxa" w:w="80"/>
+              <w:bottom w:type="dxa" w:w="40"/>
+              <w:right w:type="dxa" w:w="80"/>
+            </w:tcMar>
+            <w:vAlign w:val="center"/>
+          </w:tcPr>
+          <w:p>
+            <w:pPr>
+              <w:spacing w:after="0"/>
+            </w:pPr>
+            <w:r>
+              <w:rPr>
+                <w:rFonts w:ascii="Arial" w:cs="Arial" w:eastAsia="Arial" w:hAnsi="Arial"/>
+                <w:b w:val="false"/>
+                <w:bCs w:val="false"/>
+                <w:i w:val="false"/>
+                <w:iCs w:val="false"/>
+                <w:sz w:val="24"/>
+                <w:szCs w:val="24"/>
+              </w:rPr>
+              <w:t xml:space="preserve">Trace les 4 MURS rabattus autour du sol (hauteur 12 cm) + une languette de collage par mur.</w:t>
+            </w:r>
+          </w:p>
+        </w:tc>
+      </w:tr>
+      <w:tr>
+        <w:tc>
+          <w:tcPr>
+            <w:tcW w:type="dxa" w:w="900"/>
+            <w:tcBorders>
+              <w:top w:val="single" w:color="000000" w:sz="6"/>
+              <w:left w:val="single" w:color="000000" w:sz="6"/>
+              <w:bottom w:val="single" w:color="000000" w:sz="6"/>
+              <w:right w:val="single" w:color="000000" w:sz="6"/>
+            </w:tcBorders>
+            <w:tcMar>
+              <w:top w:type="dxa" w:w="40"/>
+              <w:left w:type="dxa" w:w="80"/>
+              <w:bottom w:type="dxa" w:w="40"/>
+              <w:right w:type="dxa" w:w="80"/>
+            </w:tcMar>
+            <w:vAlign w:val="center"/>
+          </w:tcPr>
+          <w:p>
+            <w:pPr>
+              <w:spacing w:after="0"/>
+            </w:pPr>
+            <w:r>
+              <w:rPr>
+                <w:rFonts w:ascii="Arial" w:cs="Arial" w:eastAsia="Arial" w:hAnsi="Arial"/>
+                <w:b w:val="false"/>
+                <w:bCs w:val="false"/>
+                <w:i w:val="false"/>
+                <w:iCs w:val="false"/>
+                <w:sz w:val="24"/>
+                <w:szCs w:val="24"/>
+              </w:rPr>
+              <w:t xml:space="preserve">☐ 3</w:t>
+            </w:r>
+          </w:p>
+        </w:tc>
+        <w:tc>
+          <w:tcPr>
+            <w:tcW w:type="dxa" w:w="8460"/>
+            <w:tcBorders>
+              <w:top w:val="single" w:color="000000" w:sz="6"/>
+              <w:left w:val="single" w:color="000000" w:sz="6"/>
+              <w:bottom w:val="single" w:color="000000" w:sz="6"/>
+              <w:right w:val="single" w:color="000000" w:sz="6"/>
+            </w:tcBorders>
+            <w:tcMar>
+              <w:top w:type="dxa" w:w="40"/>
+              <w:left w:type="dxa" w:w="80"/>
+              <w:bottom w:type="dxa" w:w="40"/>
+              <w:right w:type="dxa" w:w="80"/>
+            </w:tcMar>
+            <w:vAlign w:val="center"/>
+          </w:tcPr>
+          <w:p>
+            <w:pPr>
+              <w:spacing w:after="0"/>
+            </w:pPr>
+            <w:r>
+              <w:rPr>
+                <w:rFonts w:ascii="Arial" w:cs="Arial" w:eastAsia="Arial" w:hAnsi="Arial"/>
+                <w:b w:val="false"/>
+                <w:bCs w:val="false"/>
+                <w:i w:val="false"/>
+                <w:iCs w:val="false"/>
+                <w:sz w:val="24"/>
+                <w:szCs w:val="24"/>
+              </w:rPr>
+              <w:t xml:space="preserve">Dessine portes et fenêtres sur les murs À PLAT (plus facile) — découpe les fenêtres.</w:t>
+            </w:r>
+          </w:p>
+        </w:tc>
+      </w:tr>
+      <w:tr>
+        <w:tc>
+          <w:tcPr>
+            <w:tcW w:type="dxa" w:w="900"/>
+            <w:tcBorders>
+              <w:top w:val="single" w:color="000000" w:sz="6"/>
+              <w:left w:val="single" w:color="000000" w:sz="6"/>
+              <w:bottom w:val="single" w:color="000000" w:sz="6"/>
+              <w:right w:val="single" w:color="000000" w:sz="6"/>
+            </w:tcBorders>
+            <w:tcMar>
+              <w:top w:type="dxa" w:w="40"/>
+              <w:left w:type="dxa" w:w="80"/>
+              <w:bottom w:type="dxa" w:w="40"/>
+              <w:right w:type="dxa" w:w="80"/>
+            </w:tcMar>
+            <w:vAlign w:val="center"/>
+          </w:tcPr>
+          <w:p>
+            <w:pPr>
+              <w:spacing w:after="0"/>
+            </w:pPr>
+            <w:r>
+              <w:rPr>
+                <w:rFonts w:ascii="Arial" w:cs="Arial" w:eastAsia="Arial" w:hAnsi="Arial"/>
+                <w:b w:val="false"/>
+                <w:bCs w:val="false"/>
+                <w:i w:val="false"/>
+                <w:iCs w:val="false"/>
+                <w:sz w:val="24"/>
+                <w:szCs w:val="24"/>
+              </w:rPr>
+              <w:t xml:space="preserve">☐ 4</w:t>
+            </w:r>
+          </w:p>
+        </w:tc>
+        <w:tc>
+          <w:tcPr>
+            <w:tcW w:type="dxa" w:w="8460"/>
+            <w:tcBorders>
+              <w:top w:val="single" w:color="000000" w:sz="6"/>
+              <w:left w:val="single" w:color="000000" w:sz="6"/>
+              <w:bottom w:val="single" w:color="000000" w:sz="6"/>
+              <w:right w:val="single" w:color="000000" w:sz="6"/>
+            </w:tcBorders>
+            <w:tcMar>
+              <w:top w:type="dxa" w:w="40"/>
+              <w:left w:type="dxa" w:w="80"/>
+              <w:bottom w:type="dxa" w:w="40"/>
+              <w:right w:type="dxa" w:w="80"/>
+            </w:tcMar>
+            <w:vAlign w:val="center"/>
+          </w:tcPr>
+          <w:p>
+            <w:pPr>
+              <w:spacing w:after="0"/>
+            </w:pPr>
+            <w:r>
+              <w:rPr>
+                <w:rFonts w:ascii="Arial" w:cs="Arial" w:eastAsia="Arial" w:hAnsi="Arial"/>
+                <w:b w:val="false"/>
+                <w:bCs w:val="false"/>
+                <w:i w:val="false"/>
+                <w:iCs w:val="false"/>
+                <w:sz w:val="24"/>
+                <w:szCs w:val="24"/>
+              </w:rPr>
+              <w:t xml:space="preserve">Découpe le patron complet, plie les murs vers le haut, colle les languettes.</w:t>
+            </w:r>
+          </w:p>
+        </w:tc>
+      </w:tr>
+      <w:tr>
+        <w:tc>
+          <w:tcPr>
+            <w:tcW w:type="dxa" w:w="900"/>
+            <w:tcBorders>
+              <w:top w:val="single" w:color="000000" w:sz="6"/>
+              <w:left w:val="single" w:color="000000" w:sz="6"/>
+              <w:bottom w:val="single" w:color="000000" w:sz="6"/>
+              <w:right w:val="single" w:color="000000" w:sz="6"/>
+            </w:tcBorders>
+            <w:tcMar>
+              <w:top w:type="dxa" w:w="40"/>
+              <w:left w:type="dxa" w:w="80"/>
+              <w:bottom w:type="dxa" w:w="40"/>
+              <w:right w:type="dxa" w:w="80"/>
+            </w:tcMar>
+            <w:vAlign w:val="center"/>
+          </w:tcPr>
+          <w:p>
+            <w:pPr>
+              <w:spacing w:after="0"/>
+            </w:pPr>
+            <w:r>
+              <w:rPr>
+                <w:rFonts w:ascii="Arial" w:cs="Arial" w:eastAsia="Arial" w:hAnsi="Arial"/>
+                <w:b w:val="false"/>
+                <w:bCs w:val="false"/>
+                <w:i w:val="false"/>
+                <w:iCs w:val="false"/>
+                <w:sz w:val="24"/>
+                <w:szCs w:val="24"/>
+              </w:rPr>
+              <w:t xml:space="preserve">☐ 5</w:t>
+            </w:r>
+          </w:p>
+        </w:tc>
+        <w:tc>
+          <w:tcPr>
+            <w:tcW w:type="dxa" w:w="8460"/>
+            <w:tcBorders>
+              <w:top w:val="single" w:color="000000" w:sz="6"/>
+              <w:left w:val="single" w:color="000000" w:sz="6"/>
+              <w:bottom w:val="single" w:color="000000" w:sz="6"/>
+              <w:right w:val="single" w:color="000000" w:sz="6"/>
+            </w:tcBorders>
+            <w:tcMar>
+              <w:top w:type="dxa" w:w="40"/>
+              <w:left w:type="dxa" w:w="80"/>
+              <w:bottom w:type="dxa" w:w="40"/>
+              <w:right w:type="dxa" w:w="80"/>
+            </w:tcMar>
+            <w:vAlign w:val="center"/>
+          </w:tcPr>
+          <w:p>
+            <w:pPr>
+              <w:spacing w:after="0"/>
+            </w:pPr>
+            <w:r>
+              <w:rPr>
+                <w:rFonts w:ascii="Arial" w:cs="Arial" w:eastAsia="Arial" w:hAnsi="Arial"/>
+                <w:b w:val="false"/>
+                <w:bCs w:val="false"/>
+                <w:i w:val="false"/>
+                <w:iCs w:val="false"/>
+                <w:sz w:val="24"/>
+                <w:szCs w:val="24"/>
+              </w:rPr>
+              <w:t xml:space="preserve">ÉQUERRAGE À LA FICELLE : tends une ficelle sur les 2 diagonales du sol — si elles sont égales, ta pièce est bien d'équerre !</w:t>
             </w:r>
           </w:p>
         </w:tc>
@@ -533,31 +1653,15 @@
               <w:bottom w:val="single" w:color="000000" w:sz="6"/>
               <w:right w:val="single" w:color="000000" w:sz="6"/>
             </w:tcBorders>
-            <w:tcMar>
-              <w:top w:type="dxa" w:w="100"/>
-              <w:left w:type="dxa" w:w="120"/>
-              <w:bottom w:type="dxa" w:w="100"/>
-              <w:right w:type="dxa" w:w="120"/>
-            </w:tcMar>
-            <w:vAlign w:val="center"/>
-          </w:tcPr>
-          <w:p>
-            <w:pPr>
-              <w:spacing w:after="60"/>
-            </w:pPr>
-            <w:r>
-              <w:rPr>
-                <w:rFonts w:ascii="Arial" w:cs="Arial" w:eastAsia="Arial" w:hAnsi="Arial"/>
-                <w:b w:val="false"/>
-                <w:bCs w:val="false"/>
-                <w:i w:val="false"/>
-                <w:iCs w:val="false"/>
-                <w:sz w:val="16"/>
-                <w:szCs w:val="16"/>
-              </w:rPr>
-              <w:t xml:space="preserve">L'écran, c'est bien ; le vrai volume, c'est mieux ! Les architectes fabriquent TOUJOURS des maquettes. Tu vas construire ta pièce préférée en papier, à l'échelle 1/20.</w:t>
-            </w:r>
-          </w:p>
+            <w:shd w:fill="F2F2F2" w:val="clear"/>
+            <w:tcMar>
+              <w:top w:type="dxa" w:w="40"/>
+              <w:left w:type="dxa" w:w="80"/>
+              <w:bottom w:type="dxa" w:w="40"/>
+              <w:right w:type="dxa" w:w="80"/>
+            </w:tcMar>
+            <w:vAlign w:val="center"/>
+          </w:tcPr>
           <w:p>
             <w:pPr>
               <w:spacing w:after="0"/>
@@ -567,12 +1671,12 @@
                 <w:rFonts w:ascii="Arial" w:cs="Arial" w:eastAsia="Arial" w:hAnsi="Arial"/>
                 <w:b/>
                 <w:bCs/>
-                <w:i/>
-                <w:iCs/>
-                <w:sz w:val="16"/>
-                <w:szCs w:val="16"/>
-              </w:rPr>
-              <w:t xml:space="preserve">❓ Comment passer de la maquette numérique à une maquette en volume, à l'échelle ?</w:t>
+                <w:i w:val="false"/>
+                <w:iCs w:val="false"/>
+                <w:sz w:val="26"/>
+                <w:szCs w:val="26"/>
+              </w:rPr>
+              <w:t xml:space="preserve">PARTIE 3 — Contrôle qualité (tolérance ± 2 mm)</w:t>
             </w:r>
           </w:p>
         </w:tc>
@@ -580,1111 +1684,7 @@
     </w:tbl>
     <w:p>
       <w:pPr>
-        <w:spacing w:after="80"/>
-      </w:pPr>
-    </w:p>
-    <w:tbl>
-      <w:tblPr>
-        <w:tblW w:type="dxa" w:w="9360"/>
-        <w:tblBorders>
-          <w:top w:val="single" w:color="auto" w:sz="4"/>
-          <w:left w:val="single" w:color="auto" w:sz="4"/>
-          <w:bottom w:val="single" w:color="auto" w:sz="4"/>
-          <w:right w:val="single" w:color="auto" w:sz="4"/>
-          <w:insideH w:val="single" w:color="auto" w:sz="4"/>
-          <w:insideV w:val="single" w:color="auto" w:sz="4"/>
-        </w:tblBorders>
-      </w:tblPr>
-      <w:tblGrid>
-        <w:gridCol w:w="9360"/>
-      </w:tblGrid>
-      <w:tr>
-        <w:tc>
-          <w:tcPr>
-            <w:tcW w:type="dxa" w:w="9360"/>
-            <w:tcBorders>
-              <w:top w:val="single" w:color="000000" w:sz="6"/>
-              <w:left w:val="single" w:color="000000" w:sz="6"/>
-              <w:bottom w:val="single" w:color="000000" w:sz="6"/>
-              <w:right w:val="single" w:color="000000" w:sz="6"/>
-            </w:tcBorders>
-            <w:shd w:fill="F2F2F2" w:val="clear"/>
-            <w:tcMar>
-              <w:top w:type="dxa" w:w="40"/>
-              <w:left w:type="dxa" w:w="80"/>
-              <w:bottom w:type="dxa" w:w="40"/>
-              <w:right w:type="dxa" w:w="80"/>
-            </w:tcMar>
-            <w:vAlign w:val="center"/>
-          </w:tcPr>
-          <w:p>
-            <w:pPr>
-              <w:spacing w:after="0"/>
-            </w:pPr>
-            <w:r>
-              <w:rPr>
-                <w:rFonts w:ascii="Arial" w:cs="Arial" w:eastAsia="Arial" w:hAnsi="Arial"/>
-                <w:b/>
-                <w:bCs/>
-                <w:i w:val="false"/>
-                <w:iCs w:val="false"/>
-                <w:sz w:val="18"/>
-                <w:szCs w:val="18"/>
-              </w:rPr>
-              <w:t xml:space="preserve">PARTIE 1 — L'échelle 1/20 : 1 cm sur la maquette = 20 cm en vrai</w:t>
-            </w:r>
-          </w:p>
-        </w:tc>
-      </w:tr>
-    </w:tbl>
-    <w:p>
-      <w:pPr>
-        <w:spacing w:after="40"/>
-      </w:pPr>
-    </w:p>
-    <w:p>
-      <w:pPr>
-        <w:spacing w:after="60"/>
-      </w:pPr>
-      <w:r>
-        <w:rPr>
-          <w:rFonts w:ascii="Arial" w:cs="Arial" w:eastAsia="Arial" w:hAnsi="Arial"/>
-          <w:b w:val="false"/>
-          <w:bCs w:val="false"/>
-          <w:i/>
-          <w:iCs/>
-          <w:sz w:val="16"/>
-          <w:szCs w:val="16"/>
-        </w:rPr>
-        <w:t xml:space="preserve">➤ Convertis les dimensions de TA pièce (reprends les mesures dans Sweet Home 3D).</w:t>
-      </w:r>
-    </w:p>
-    <w:tbl>
-      <w:tblPr>
-        <w:tblW w:type="dxa" w:w="9360"/>
-        <w:tblBorders>
-          <w:top w:val="single" w:color="auto" w:sz="4"/>
-          <w:left w:val="single" w:color="auto" w:sz="4"/>
-          <w:bottom w:val="single" w:color="auto" w:sz="4"/>
-          <w:right w:val="single" w:color="auto" w:sz="4"/>
-          <w:insideH w:val="single" w:color="auto" w:sz="4"/>
-          <w:insideV w:val="single" w:color="auto" w:sz="4"/>
-        </w:tblBorders>
-      </w:tblPr>
-      <w:tblGrid>
-        <w:gridCol w:w="3200"/>
-        <w:gridCol w:w="3200"/>
-        <w:gridCol w:w="2960"/>
-      </w:tblGrid>
-      <w:tr>
-        <w:tc>
-          <w:tcPr>
-            <w:tcW w:type="dxa" w:w="3200"/>
-            <w:tcBorders>
-              <w:top w:val="single" w:color="000000" w:sz="6"/>
-              <w:left w:val="single" w:color="000000" w:sz="6"/>
-              <w:bottom w:val="single" w:color="000000" w:sz="6"/>
-              <w:right w:val="single" w:color="000000" w:sz="6"/>
-            </w:tcBorders>
-            <w:shd w:fill="D9D9D9" w:val="clear"/>
-            <w:tcMar>
-              <w:top w:type="dxa" w:w="40"/>
-              <w:left w:type="dxa" w:w="80"/>
-              <w:bottom w:type="dxa" w:w="40"/>
-              <w:right w:type="dxa" w:w="80"/>
-            </w:tcMar>
-            <w:vAlign w:val="center"/>
-          </w:tcPr>
-          <w:p>
-            <w:pPr>
-              <w:spacing w:after="0"/>
-            </w:pPr>
-            <w:r>
-              <w:rPr>
-                <w:rFonts w:ascii="Arial" w:cs="Arial" w:eastAsia="Arial" w:hAnsi="Arial"/>
-                <w:b/>
-                <w:bCs/>
-                <w:i w:val="false"/>
-                <w:iCs w:val="false"/>
-                <w:sz w:val="16"/>
-                <w:szCs w:val="16"/>
-              </w:rPr>
-              <w:t xml:space="preserve">Dimension</w:t>
-            </w:r>
-          </w:p>
-        </w:tc>
-        <w:tc>
-          <w:tcPr>
-            <w:tcW w:type="dxa" w:w="3200"/>
-            <w:tcBorders>
-              <w:top w:val="single" w:color="000000" w:sz="6"/>
-              <w:left w:val="single" w:color="000000" w:sz="6"/>
-              <w:bottom w:val="single" w:color="000000" w:sz="6"/>
-              <w:right w:val="single" w:color="000000" w:sz="6"/>
-            </w:tcBorders>
-            <w:shd w:fill="D9D9D9" w:val="clear"/>
-            <w:tcMar>
-              <w:top w:type="dxa" w:w="40"/>
-              <w:left w:type="dxa" w:w="80"/>
-              <w:bottom w:type="dxa" w:w="40"/>
-              <w:right w:type="dxa" w:w="80"/>
-            </w:tcMar>
-            <w:vAlign w:val="center"/>
-          </w:tcPr>
-          <w:p>
-            <w:pPr>
-              <w:spacing w:after="0"/>
-            </w:pPr>
-            <w:r>
-              <w:rPr>
-                <w:rFonts w:ascii="Arial" w:cs="Arial" w:eastAsia="Arial" w:hAnsi="Arial"/>
-                <w:b/>
-                <w:bCs/>
-                <w:i w:val="false"/>
-                <w:iCs w:val="false"/>
-                <w:sz w:val="16"/>
-                <w:szCs w:val="16"/>
-              </w:rPr>
-              <w:t xml:space="preserve">En vrai</w:t>
-            </w:r>
-          </w:p>
-        </w:tc>
-        <w:tc>
-          <w:tcPr>
-            <w:tcW w:type="dxa" w:w="2960"/>
-            <w:tcBorders>
-              <w:top w:val="single" w:color="000000" w:sz="6"/>
-              <w:left w:val="single" w:color="000000" w:sz="6"/>
-              <w:bottom w:val="single" w:color="000000" w:sz="6"/>
-              <w:right w:val="single" w:color="000000" w:sz="6"/>
-            </w:tcBorders>
-            <w:shd w:fill="D9D9D9" w:val="clear"/>
-            <w:tcMar>
-              <w:top w:type="dxa" w:w="40"/>
-              <w:left w:type="dxa" w:w="80"/>
-              <w:bottom w:type="dxa" w:w="40"/>
-              <w:right w:type="dxa" w:w="80"/>
-            </w:tcMar>
-            <w:vAlign w:val="center"/>
-          </w:tcPr>
-          <w:p>
-            <w:pPr>
-              <w:spacing w:after="0"/>
-            </w:pPr>
-            <w:r>
-              <w:rPr>
-                <w:rFonts w:ascii="Arial" w:cs="Arial" w:eastAsia="Arial" w:hAnsi="Arial"/>
-                <w:b/>
-                <w:bCs/>
-                <w:i w:val="false"/>
-                <w:iCs w:val="false"/>
-                <w:sz w:val="16"/>
-                <w:szCs w:val="16"/>
-              </w:rPr>
-              <w:t xml:space="preserve">Sur la maquette (÷ 20)</w:t>
-            </w:r>
-          </w:p>
-        </w:tc>
-      </w:tr>
-      <w:tr>
-        <w:tc>
-          <w:tcPr>
-            <w:tcW w:type="dxa" w:w="3200"/>
-            <w:tcBorders>
-              <w:top w:val="single" w:color="000000" w:sz="6"/>
-              <w:left w:val="single" w:color="000000" w:sz="6"/>
-              <w:bottom w:val="single" w:color="000000" w:sz="6"/>
-              <w:right w:val="single" w:color="000000" w:sz="6"/>
-            </w:tcBorders>
-            <w:tcMar>
-              <w:top w:type="dxa" w:w="40"/>
-              <w:left w:type="dxa" w:w="80"/>
-              <w:bottom w:type="dxa" w:w="40"/>
-              <w:right w:type="dxa" w:w="80"/>
-            </w:tcMar>
-            <w:vAlign w:val="center"/>
-          </w:tcPr>
-          <w:p>
-            <w:pPr>
-              <w:spacing w:after="0"/>
-            </w:pPr>
-            <w:r>
-              <w:rPr>
-                <w:rFonts w:ascii="Arial" w:cs="Arial" w:eastAsia="Arial" w:hAnsi="Arial"/>
-                <w:b w:val="false"/>
-                <w:bCs w:val="false"/>
-                <w:i w:val="false"/>
-                <w:iCs w:val="false"/>
-                <w:sz w:val="16"/>
-                <w:szCs w:val="16"/>
-              </w:rPr>
-              <w:t xml:space="preserve">Longueur de la pièce</w:t>
-            </w:r>
-          </w:p>
-        </w:tc>
-        <w:tc>
-          <w:tcPr>
-            <w:tcW w:type="dxa" w:w="3200"/>
-            <w:tcBorders>
-              <w:top w:val="single" w:color="000000" w:sz="6"/>
-              <w:left w:val="single" w:color="000000" w:sz="6"/>
-              <w:bottom w:val="single" w:color="000000" w:sz="6"/>
-              <w:right w:val="single" w:color="000000" w:sz="6"/>
-            </w:tcBorders>
-            <w:tcMar>
-              <w:top w:type="dxa" w:w="40"/>
-              <w:left w:type="dxa" w:w="80"/>
-              <w:bottom w:type="dxa" w:w="40"/>
-              <w:right w:type="dxa" w:w="80"/>
-            </w:tcMar>
-            <w:vAlign w:val="center"/>
-          </w:tcPr>
-          <w:p>
-            <w:pPr>
-              <w:spacing w:after="0"/>
-            </w:pPr>
-            <w:r>
-              <w:rPr>
-                <w:rFonts w:ascii="Arial" w:cs="Arial" w:eastAsia="Arial" w:hAnsi="Arial"/>
-                <w:b w:val="false"/>
-                <w:bCs w:val="false"/>
-                <w:i w:val="false"/>
-                <w:iCs w:val="false"/>
-                <w:sz w:val="16"/>
-                <w:szCs w:val="16"/>
-              </w:rPr>
-              <w:t xml:space="preserve">............ m = ............ cm</w:t>
-            </w:r>
-          </w:p>
-        </w:tc>
-        <w:tc>
-          <w:tcPr>
-            <w:tcW w:type="dxa" w:w="2960"/>
-            <w:tcBorders>
-              <w:top w:val="single" w:color="000000" w:sz="6"/>
-              <w:left w:val="single" w:color="000000" w:sz="6"/>
-              <w:bottom w:val="single" w:color="000000" w:sz="6"/>
-              <w:right w:val="single" w:color="000000" w:sz="6"/>
-            </w:tcBorders>
-            <w:tcMar>
-              <w:top w:type="dxa" w:w="40"/>
-              <w:left w:type="dxa" w:w="80"/>
-              <w:bottom w:type="dxa" w:w="40"/>
-              <w:right w:type="dxa" w:w="80"/>
-            </w:tcMar>
-            <w:vAlign w:val="center"/>
-          </w:tcPr>
-          <w:p>
-            <w:pPr>
-              <w:spacing w:after="0"/>
-            </w:pPr>
-            <w:r>
-              <w:rPr>
-                <w:rFonts w:ascii="Arial" w:cs="Arial" w:eastAsia="Arial" w:hAnsi="Arial"/>
-                <w:b w:val="false"/>
-                <w:bCs w:val="false"/>
-                <w:i w:val="false"/>
-                <w:iCs w:val="false"/>
-                <w:sz w:val="16"/>
-                <w:szCs w:val="16"/>
-              </w:rPr>
-              <w:t xml:space="preserve">............ cm</w:t>
-            </w:r>
-          </w:p>
-        </w:tc>
-      </w:tr>
-      <w:tr>
-        <w:tc>
-          <w:tcPr>
-            <w:tcW w:type="dxa" w:w="3200"/>
-            <w:tcBorders>
-              <w:top w:val="single" w:color="000000" w:sz="6"/>
-              <w:left w:val="single" w:color="000000" w:sz="6"/>
-              <w:bottom w:val="single" w:color="000000" w:sz="6"/>
-              <w:right w:val="single" w:color="000000" w:sz="6"/>
-            </w:tcBorders>
-            <w:tcMar>
-              <w:top w:type="dxa" w:w="40"/>
-              <w:left w:type="dxa" w:w="80"/>
-              <w:bottom w:type="dxa" w:w="40"/>
-              <w:right w:type="dxa" w:w="80"/>
-            </w:tcMar>
-            <w:vAlign w:val="center"/>
-          </w:tcPr>
-          <w:p>
-            <w:pPr>
-              <w:spacing w:after="0"/>
-            </w:pPr>
-            <w:r>
-              <w:rPr>
-                <w:rFonts w:ascii="Arial" w:cs="Arial" w:eastAsia="Arial" w:hAnsi="Arial"/>
-                <w:b w:val="false"/>
-                <w:bCs w:val="false"/>
-                <w:i w:val="false"/>
-                <w:iCs w:val="false"/>
-                <w:sz w:val="16"/>
-                <w:szCs w:val="16"/>
-              </w:rPr>
-              <w:t xml:space="preserve">Largeur de la pièce</w:t>
-            </w:r>
-          </w:p>
-        </w:tc>
-        <w:tc>
-          <w:tcPr>
-            <w:tcW w:type="dxa" w:w="3200"/>
-            <w:tcBorders>
-              <w:top w:val="single" w:color="000000" w:sz="6"/>
-              <w:left w:val="single" w:color="000000" w:sz="6"/>
-              <w:bottom w:val="single" w:color="000000" w:sz="6"/>
-              <w:right w:val="single" w:color="000000" w:sz="6"/>
-            </w:tcBorders>
-            <w:tcMar>
-              <w:top w:type="dxa" w:w="40"/>
-              <w:left w:type="dxa" w:w="80"/>
-              <w:bottom w:type="dxa" w:w="40"/>
-              <w:right w:type="dxa" w:w="80"/>
-            </w:tcMar>
-            <w:vAlign w:val="center"/>
-          </w:tcPr>
-          <w:p>
-            <w:pPr>
-              <w:spacing w:after="0"/>
-            </w:pPr>
-            <w:r>
-              <w:rPr>
-                <w:rFonts w:ascii="Arial" w:cs="Arial" w:eastAsia="Arial" w:hAnsi="Arial"/>
-                <w:b w:val="false"/>
-                <w:bCs w:val="false"/>
-                <w:i w:val="false"/>
-                <w:iCs w:val="false"/>
-                <w:sz w:val="16"/>
-                <w:szCs w:val="16"/>
-              </w:rPr>
-              <w:t xml:space="preserve">............ m = ............ cm</w:t>
-            </w:r>
-          </w:p>
-        </w:tc>
-        <w:tc>
-          <w:tcPr>
-            <w:tcW w:type="dxa" w:w="2960"/>
-            <w:tcBorders>
-              <w:top w:val="single" w:color="000000" w:sz="6"/>
-              <w:left w:val="single" w:color="000000" w:sz="6"/>
-              <w:bottom w:val="single" w:color="000000" w:sz="6"/>
-              <w:right w:val="single" w:color="000000" w:sz="6"/>
-            </w:tcBorders>
-            <w:tcMar>
-              <w:top w:type="dxa" w:w="40"/>
-              <w:left w:type="dxa" w:w="80"/>
-              <w:bottom w:type="dxa" w:w="40"/>
-              <w:right w:type="dxa" w:w="80"/>
-            </w:tcMar>
-            <w:vAlign w:val="center"/>
-          </w:tcPr>
-          <w:p>
-            <w:pPr>
-              <w:spacing w:after="0"/>
-            </w:pPr>
-            <w:r>
-              <w:rPr>
-                <w:rFonts w:ascii="Arial" w:cs="Arial" w:eastAsia="Arial" w:hAnsi="Arial"/>
-                <w:b w:val="false"/>
-                <w:bCs w:val="false"/>
-                <w:i w:val="false"/>
-                <w:iCs w:val="false"/>
-                <w:sz w:val="16"/>
-                <w:szCs w:val="16"/>
-              </w:rPr>
-              <w:t xml:space="preserve">............ cm</w:t>
-            </w:r>
-          </w:p>
-        </w:tc>
-      </w:tr>
-      <w:tr>
-        <w:tc>
-          <w:tcPr>
-            <w:tcW w:type="dxa" w:w="3200"/>
-            <w:tcBorders>
-              <w:top w:val="single" w:color="000000" w:sz="6"/>
-              <w:left w:val="single" w:color="000000" w:sz="6"/>
-              <w:bottom w:val="single" w:color="000000" w:sz="6"/>
-              <w:right w:val="single" w:color="000000" w:sz="6"/>
-            </w:tcBorders>
-            <w:tcMar>
-              <w:top w:type="dxa" w:w="40"/>
-              <w:left w:type="dxa" w:w="80"/>
-              <w:bottom w:type="dxa" w:w="40"/>
-              <w:right w:type="dxa" w:w="80"/>
-            </w:tcMar>
-            <w:vAlign w:val="center"/>
-          </w:tcPr>
-          <w:p>
-            <w:pPr>
-              <w:spacing w:after="0"/>
-            </w:pPr>
-            <w:r>
-              <w:rPr>
-                <w:rFonts w:ascii="Arial" w:cs="Arial" w:eastAsia="Arial" w:hAnsi="Arial"/>
-                <w:b w:val="false"/>
-                <w:bCs w:val="false"/>
-                <w:i w:val="false"/>
-                <w:iCs w:val="false"/>
-                <w:sz w:val="16"/>
-                <w:szCs w:val="16"/>
-              </w:rPr>
-              <w:t xml:space="preserve">Hauteur des murs</w:t>
-            </w:r>
-          </w:p>
-        </w:tc>
-        <w:tc>
-          <w:tcPr>
-            <w:tcW w:type="dxa" w:w="3200"/>
-            <w:tcBorders>
-              <w:top w:val="single" w:color="000000" w:sz="6"/>
-              <w:left w:val="single" w:color="000000" w:sz="6"/>
-              <w:bottom w:val="single" w:color="000000" w:sz="6"/>
-              <w:right w:val="single" w:color="000000" w:sz="6"/>
-            </w:tcBorders>
-            <w:tcMar>
-              <w:top w:type="dxa" w:w="40"/>
-              <w:left w:type="dxa" w:w="80"/>
-              <w:bottom w:type="dxa" w:w="40"/>
-              <w:right w:type="dxa" w:w="80"/>
-            </w:tcMar>
-            <w:vAlign w:val="center"/>
-          </w:tcPr>
-          <w:p>
-            <w:pPr>
-              <w:spacing w:after="0"/>
-            </w:pPr>
-            <w:r>
-              <w:rPr>
-                <w:rFonts w:ascii="Arial" w:cs="Arial" w:eastAsia="Arial" w:hAnsi="Arial"/>
-                <w:b w:val="false"/>
-                <w:bCs w:val="false"/>
-                <w:i w:val="false"/>
-                <w:iCs w:val="false"/>
-                <w:sz w:val="16"/>
-                <w:szCs w:val="16"/>
-              </w:rPr>
-              <w:t xml:space="preserve">2,4 m = 240 cm</w:t>
-            </w:r>
-          </w:p>
-        </w:tc>
-        <w:tc>
-          <w:tcPr>
-            <w:tcW w:type="dxa" w:w="2960"/>
-            <w:tcBorders>
-              <w:top w:val="single" w:color="000000" w:sz="6"/>
-              <w:left w:val="single" w:color="000000" w:sz="6"/>
-              <w:bottom w:val="single" w:color="000000" w:sz="6"/>
-              <w:right w:val="single" w:color="000000" w:sz="6"/>
-            </w:tcBorders>
-            <w:tcMar>
-              <w:top w:type="dxa" w:w="40"/>
-              <w:left w:type="dxa" w:w="80"/>
-              <w:bottom w:type="dxa" w:w="40"/>
-              <w:right w:type="dxa" w:w="80"/>
-            </w:tcMar>
-            <w:vAlign w:val="center"/>
-          </w:tcPr>
-          <w:p>
-            <w:pPr>
-              <w:spacing w:after="0"/>
-            </w:pPr>
-            <w:r>
-              <w:rPr>
-                <w:rFonts w:ascii="Arial" w:cs="Arial" w:eastAsia="Arial" w:hAnsi="Arial"/>
-                <w:b w:val="false"/>
-                <w:bCs w:val="false"/>
-                <w:i w:val="false"/>
-                <w:iCs w:val="false"/>
-                <w:sz w:val="16"/>
-                <w:szCs w:val="16"/>
-              </w:rPr>
-              <w:t xml:space="preserve">............ cm</w:t>
-            </w:r>
-          </w:p>
-        </w:tc>
-      </w:tr>
-    </w:tbl>
-    <w:p>
-      <w:pPr>
-        <w:spacing w:after="50"/>
-      </w:pPr>
-    </w:p>
-    <w:tbl>
-      <w:tblPr>
-        <w:tblW w:type="dxa" w:w="9360"/>
-        <w:tblBorders>
-          <w:top w:val="single" w:color="auto" w:sz="4"/>
-          <w:left w:val="single" w:color="auto" w:sz="4"/>
-          <w:bottom w:val="single" w:color="auto" w:sz="4"/>
-          <w:right w:val="single" w:color="auto" w:sz="4"/>
-          <w:insideH w:val="single" w:color="auto" w:sz="4"/>
-          <w:insideV w:val="single" w:color="auto" w:sz="4"/>
-        </w:tblBorders>
-      </w:tblPr>
-      <w:tblGrid>
-        <w:gridCol w:w="9360"/>
-      </w:tblGrid>
-      <w:tr>
-        <w:tc>
-          <w:tcPr>
-            <w:tcW w:type="dxa" w:w="9360"/>
-            <w:tcBorders>
-              <w:top w:val="single" w:color="000000" w:sz="6"/>
-              <w:left w:val="single" w:color="000000" w:sz="6"/>
-              <w:bottom w:val="single" w:color="000000" w:sz="6"/>
-              <w:right w:val="single" w:color="000000" w:sz="6"/>
-            </w:tcBorders>
-            <w:shd w:fill="F2F2F2" w:val="clear"/>
-            <w:tcMar>
-              <w:top w:type="dxa" w:w="40"/>
-              <w:left w:type="dxa" w:w="80"/>
-              <w:bottom w:type="dxa" w:w="40"/>
-              <w:right w:type="dxa" w:w="80"/>
-            </w:tcMar>
-            <w:vAlign w:val="center"/>
-          </w:tcPr>
-          <w:p>
-            <w:pPr>
-              <w:spacing w:after="0"/>
-            </w:pPr>
-            <w:r>
-              <w:rPr>
-                <w:rFonts w:ascii="Arial" w:cs="Arial" w:eastAsia="Arial" w:hAnsi="Arial"/>
-                <w:b/>
-                <w:bCs/>
-                <w:i w:val="false"/>
-                <w:iCs w:val="false"/>
-                <w:sz w:val="18"/>
-                <w:szCs w:val="18"/>
-              </w:rPr>
-              <w:t xml:space="preserve">PARTIE 2 — Le patron : tracer, découper, plier, coller  (séance en groupe · schéma projeté)</w:t>
-            </w:r>
-          </w:p>
-        </w:tc>
-      </w:tr>
-    </w:tbl>
-    <w:p>
-      <w:pPr>
-        <w:spacing w:after="40"/>
-      </w:pPr>
-    </w:p>
-    <w:tbl>
-      <w:tblPr>
-        <w:tblW w:type="dxa" w:w="9360"/>
-        <w:tblBorders>
-          <w:top w:val="single" w:color="auto" w:sz="4"/>
-          <w:left w:val="single" w:color="auto" w:sz="4"/>
-          <w:bottom w:val="single" w:color="auto" w:sz="4"/>
-          <w:right w:val="single" w:color="auto" w:sz="4"/>
-          <w:insideH w:val="single" w:color="auto" w:sz="4"/>
-          <w:insideV w:val="single" w:color="auto" w:sz="4"/>
-        </w:tblBorders>
-      </w:tblPr>
-      <w:tblGrid>
-        <w:gridCol w:w="900"/>
-        <w:gridCol w:w="8460"/>
-      </w:tblGrid>
-      <w:tr>
-        <w:tc>
-          <w:tcPr>
-            <w:tcW w:type="dxa" w:w="900"/>
-            <w:tcBorders>
-              <w:top w:val="single" w:color="000000" w:sz="6"/>
-              <w:left w:val="single" w:color="000000" w:sz="6"/>
-              <w:bottom w:val="single" w:color="000000" w:sz="6"/>
-              <w:right w:val="single" w:color="000000" w:sz="6"/>
-            </w:tcBorders>
-            <w:shd w:fill="D9D9D9" w:val="clear"/>
-            <w:tcMar>
-              <w:top w:type="dxa" w:w="40"/>
-              <w:left w:type="dxa" w:w="80"/>
-              <w:bottom w:type="dxa" w:w="40"/>
-              <w:right w:type="dxa" w:w="80"/>
-            </w:tcMar>
-            <w:vAlign w:val="center"/>
-          </w:tcPr>
-          <w:p>
-            <w:pPr>
-              <w:spacing w:after="0"/>
-            </w:pPr>
-            <w:r>
-              <w:rPr>
-                <w:rFonts w:ascii="Arial" w:cs="Arial" w:eastAsia="Arial" w:hAnsi="Arial"/>
-                <w:b/>
-                <w:bCs/>
-                <w:i w:val="false"/>
-                <w:iCs w:val="false"/>
-                <w:sz w:val="16"/>
-                <w:szCs w:val="16"/>
-              </w:rPr>
-              <w:t xml:space="preserve">Fait</w:t>
-            </w:r>
-          </w:p>
-        </w:tc>
-        <w:tc>
-          <w:tcPr>
-            <w:tcW w:type="dxa" w:w="8460"/>
-            <w:tcBorders>
-              <w:top w:val="single" w:color="000000" w:sz="6"/>
-              <w:left w:val="single" w:color="000000" w:sz="6"/>
-              <w:bottom w:val="single" w:color="000000" w:sz="6"/>
-              <w:right w:val="single" w:color="000000" w:sz="6"/>
-            </w:tcBorders>
-            <w:shd w:fill="D9D9D9" w:val="clear"/>
-            <w:tcMar>
-              <w:top w:type="dxa" w:w="40"/>
-              <w:left w:type="dxa" w:w="80"/>
-              <w:bottom w:type="dxa" w:w="40"/>
-              <w:right w:type="dxa" w:w="80"/>
-            </w:tcMar>
-            <w:vAlign w:val="center"/>
-          </w:tcPr>
-          <w:p>
-            <w:pPr>
-              <w:spacing w:after="0"/>
-            </w:pPr>
-            <w:r>
-              <w:rPr>
-                <w:rFonts w:ascii="Arial" w:cs="Arial" w:eastAsia="Arial" w:hAnsi="Arial"/>
-                <w:b/>
-                <w:bCs/>
-                <w:i w:val="false"/>
-                <w:iCs w:val="false"/>
-                <w:sz w:val="16"/>
-                <w:szCs w:val="16"/>
-              </w:rPr>
-              <w:t xml:space="preserve">Étape</w:t>
-            </w:r>
-          </w:p>
-        </w:tc>
-      </w:tr>
-      <w:tr>
-        <w:tc>
-          <w:tcPr>
-            <w:tcW w:type="dxa" w:w="900"/>
-            <w:tcBorders>
-              <w:top w:val="single" w:color="000000" w:sz="6"/>
-              <w:left w:val="single" w:color="000000" w:sz="6"/>
-              <w:bottom w:val="single" w:color="000000" w:sz="6"/>
-              <w:right w:val="single" w:color="000000" w:sz="6"/>
-            </w:tcBorders>
-            <w:tcMar>
-              <w:top w:type="dxa" w:w="40"/>
-              <w:left w:type="dxa" w:w="80"/>
-              <w:bottom w:type="dxa" w:w="40"/>
-              <w:right w:type="dxa" w:w="80"/>
-            </w:tcMar>
-            <w:vAlign w:val="center"/>
-          </w:tcPr>
-          <w:p>
-            <w:pPr>
-              <w:spacing w:after="0"/>
-            </w:pPr>
-            <w:r>
-              <w:rPr>
-                <w:rFonts w:ascii="Arial" w:cs="Arial" w:eastAsia="Arial" w:hAnsi="Arial"/>
-                <w:b w:val="false"/>
-                <w:bCs w:val="false"/>
-                <w:i w:val="false"/>
-                <w:iCs w:val="false"/>
-                <w:sz w:val="16"/>
-                <w:szCs w:val="16"/>
-              </w:rPr>
-              <w:t xml:space="preserve">☐ 1</w:t>
-            </w:r>
-          </w:p>
-        </w:tc>
-        <w:tc>
-          <w:tcPr>
-            <w:tcW w:type="dxa" w:w="8460"/>
-            <w:tcBorders>
-              <w:top w:val="single" w:color="000000" w:sz="6"/>
-              <w:left w:val="single" w:color="000000" w:sz="6"/>
-              <w:bottom w:val="single" w:color="000000" w:sz="6"/>
-              <w:right w:val="single" w:color="000000" w:sz="6"/>
-            </w:tcBorders>
-            <w:tcMar>
-              <w:top w:type="dxa" w:w="40"/>
-              <w:left w:type="dxa" w:w="80"/>
-              <w:bottom w:type="dxa" w:w="40"/>
-              <w:right w:type="dxa" w:w="80"/>
-            </w:tcMar>
-            <w:vAlign w:val="center"/>
-          </w:tcPr>
-          <w:p>
-            <w:pPr>
-              <w:spacing w:after="0"/>
-            </w:pPr>
-            <w:r>
-              <w:rPr>
-                <w:rFonts w:ascii="Arial" w:cs="Arial" w:eastAsia="Arial" w:hAnsi="Arial"/>
-                <w:b w:val="false"/>
-                <w:bCs w:val="false"/>
-                <w:i w:val="false"/>
-                <w:iCs w:val="false"/>
-                <w:sz w:val="16"/>
-                <w:szCs w:val="16"/>
-              </w:rPr>
-              <w:t xml:space="preserve">Sur le papier épais, trace le SOL aux dimensions calculées (règle + équerre).</w:t>
-            </w:r>
-          </w:p>
-        </w:tc>
-      </w:tr>
-      <w:tr>
-        <w:tc>
-          <w:tcPr>
-            <w:tcW w:type="dxa" w:w="900"/>
-            <w:tcBorders>
-              <w:top w:val="single" w:color="000000" w:sz="6"/>
-              <w:left w:val="single" w:color="000000" w:sz="6"/>
-              <w:bottom w:val="single" w:color="000000" w:sz="6"/>
-              <w:right w:val="single" w:color="000000" w:sz="6"/>
-            </w:tcBorders>
-            <w:tcMar>
-              <w:top w:type="dxa" w:w="40"/>
-              <w:left w:type="dxa" w:w="80"/>
-              <w:bottom w:type="dxa" w:w="40"/>
-              <w:right w:type="dxa" w:w="80"/>
-            </w:tcMar>
-            <w:vAlign w:val="center"/>
-          </w:tcPr>
-          <w:p>
-            <w:pPr>
-              <w:spacing w:after="0"/>
-            </w:pPr>
-            <w:r>
-              <w:rPr>
-                <w:rFonts w:ascii="Arial" w:cs="Arial" w:eastAsia="Arial" w:hAnsi="Arial"/>
-                <w:b w:val="false"/>
-                <w:bCs w:val="false"/>
-                <w:i w:val="false"/>
-                <w:iCs w:val="false"/>
-                <w:sz w:val="16"/>
-                <w:szCs w:val="16"/>
-              </w:rPr>
-              <w:t xml:space="preserve">☐ 2</w:t>
-            </w:r>
-          </w:p>
-        </w:tc>
-        <w:tc>
-          <w:tcPr>
-            <w:tcW w:type="dxa" w:w="8460"/>
-            <w:tcBorders>
-              <w:top w:val="single" w:color="000000" w:sz="6"/>
-              <w:left w:val="single" w:color="000000" w:sz="6"/>
-              <w:bottom w:val="single" w:color="000000" w:sz="6"/>
-              <w:right w:val="single" w:color="000000" w:sz="6"/>
-            </w:tcBorders>
-            <w:tcMar>
-              <w:top w:type="dxa" w:w="40"/>
-              <w:left w:type="dxa" w:w="80"/>
-              <w:bottom w:type="dxa" w:w="40"/>
-              <w:right w:type="dxa" w:w="80"/>
-            </w:tcMar>
-            <w:vAlign w:val="center"/>
-          </w:tcPr>
-          <w:p>
-            <w:pPr>
-              <w:spacing w:after="0"/>
-            </w:pPr>
-            <w:r>
-              <w:rPr>
-                <w:rFonts w:ascii="Arial" w:cs="Arial" w:eastAsia="Arial" w:hAnsi="Arial"/>
-                <w:b w:val="false"/>
-                <w:bCs w:val="false"/>
-                <w:i w:val="false"/>
-                <w:iCs w:val="false"/>
-                <w:sz w:val="16"/>
-                <w:szCs w:val="16"/>
-              </w:rPr>
-              <w:t xml:space="preserve">Trace les 4 MURS rabattus autour du sol (hauteur 12 cm) + une languette de collage par mur.</w:t>
-            </w:r>
-          </w:p>
-        </w:tc>
-      </w:tr>
-      <w:tr>
-        <w:tc>
-          <w:tcPr>
-            <w:tcW w:type="dxa" w:w="900"/>
-            <w:tcBorders>
-              <w:top w:val="single" w:color="000000" w:sz="6"/>
-              <w:left w:val="single" w:color="000000" w:sz="6"/>
-              <w:bottom w:val="single" w:color="000000" w:sz="6"/>
-              <w:right w:val="single" w:color="000000" w:sz="6"/>
-            </w:tcBorders>
-            <w:tcMar>
-              <w:top w:type="dxa" w:w="40"/>
-              <w:left w:type="dxa" w:w="80"/>
-              <w:bottom w:type="dxa" w:w="40"/>
-              <w:right w:type="dxa" w:w="80"/>
-            </w:tcMar>
-            <w:vAlign w:val="center"/>
-          </w:tcPr>
-          <w:p>
-            <w:pPr>
-              <w:spacing w:after="0"/>
-            </w:pPr>
-            <w:r>
-              <w:rPr>
-                <w:rFonts w:ascii="Arial" w:cs="Arial" w:eastAsia="Arial" w:hAnsi="Arial"/>
-                <w:b w:val="false"/>
-                <w:bCs w:val="false"/>
-                <w:i w:val="false"/>
-                <w:iCs w:val="false"/>
-                <w:sz w:val="16"/>
-                <w:szCs w:val="16"/>
-              </w:rPr>
-              <w:t xml:space="preserve">☐ 3</w:t>
-            </w:r>
-          </w:p>
-        </w:tc>
-        <w:tc>
-          <w:tcPr>
-            <w:tcW w:type="dxa" w:w="8460"/>
-            <w:tcBorders>
-              <w:top w:val="single" w:color="000000" w:sz="6"/>
-              <w:left w:val="single" w:color="000000" w:sz="6"/>
-              <w:bottom w:val="single" w:color="000000" w:sz="6"/>
-              <w:right w:val="single" w:color="000000" w:sz="6"/>
-            </w:tcBorders>
-            <w:tcMar>
-              <w:top w:type="dxa" w:w="40"/>
-              <w:left w:type="dxa" w:w="80"/>
-              <w:bottom w:type="dxa" w:w="40"/>
-              <w:right w:type="dxa" w:w="80"/>
-            </w:tcMar>
-            <w:vAlign w:val="center"/>
-          </w:tcPr>
-          <w:p>
-            <w:pPr>
-              <w:spacing w:after="0"/>
-            </w:pPr>
-            <w:r>
-              <w:rPr>
-                <w:rFonts w:ascii="Arial" w:cs="Arial" w:eastAsia="Arial" w:hAnsi="Arial"/>
-                <w:b w:val="false"/>
-                <w:bCs w:val="false"/>
-                <w:i w:val="false"/>
-                <w:iCs w:val="false"/>
-                <w:sz w:val="16"/>
-                <w:szCs w:val="16"/>
-              </w:rPr>
-              <w:t xml:space="preserve">Dessine portes et fenêtres sur les murs À PLAT (plus facile) — découpe les fenêtres.</w:t>
-            </w:r>
-          </w:p>
-        </w:tc>
-      </w:tr>
-      <w:tr>
-        <w:tc>
-          <w:tcPr>
-            <w:tcW w:type="dxa" w:w="900"/>
-            <w:tcBorders>
-              <w:top w:val="single" w:color="000000" w:sz="6"/>
-              <w:left w:val="single" w:color="000000" w:sz="6"/>
-              <w:bottom w:val="single" w:color="000000" w:sz="6"/>
-              <w:right w:val="single" w:color="000000" w:sz="6"/>
-            </w:tcBorders>
-            <w:tcMar>
-              <w:top w:type="dxa" w:w="40"/>
-              <w:left w:type="dxa" w:w="80"/>
-              <w:bottom w:type="dxa" w:w="40"/>
-              <w:right w:type="dxa" w:w="80"/>
-            </w:tcMar>
-            <w:vAlign w:val="center"/>
-          </w:tcPr>
-          <w:p>
-            <w:pPr>
-              <w:spacing w:after="0"/>
-            </w:pPr>
-            <w:r>
-              <w:rPr>
-                <w:rFonts w:ascii="Arial" w:cs="Arial" w:eastAsia="Arial" w:hAnsi="Arial"/>
-                <w:b w:val="false"/>
-                <w:bCs w:val="false"/>
-                <w:i w:val="false"/>
-                <w:iCs w:val="false"/>
-                <w:sz w:val="16"/>
-                <w:szCs w:val="16"/>
-              </w:rPr>
-              <w:t xml:space="preserve">☐ 4</w:t>
-            </w:r>
-          </w:p>
-        </w:tc>
-        <w:tc>
-          <w:tcPr>
-            <w:tcW w:type="dxa" w:w="8460"/>
-            <w:tcBorders>
-              <w:top w:val="single" w:color="000000" w:sz="6"/>
-              <w:left w:val="single" w:color="000000" w:sz="6"/>
-              <w:bottom w:val="single" w:color="000000" w:sz="6"/>
-              <w:right w:val="single" w:color="000000" w:sz="6"/>
-            </w:tcBorders>
-            <w:tcMar>
-              <w:top w:type="dxa" w:w="40"/>
-              <w:left w:type="dxa" w:w="80"/>
-              <w:bottom w:type="dxa" w:w="40"/>
-              <w:right w:type="dxa" w:w="80"/>
-            </w:tcMar>
-            <w:vAlign w:val="center"/>
-          </w:tcPr>
-          <w:p>
-            <w:pPr>
-              <w:spacing w:after="0"/>
-            </w:pPr>
-            <w:r>
-              <w:rPr>
-                <w:rFonts w:ascii="Arial" w:cs="Arial" w:eastAsia="Arial" w:hAnsi="Arial"/>
-                <w:b w:val="false"/>
-                <w:bCs w:val="false"/>
-                <w:i w:val="false"/>
-                <w:iCs w:val="false"/>
-                <w:sz w:val="16"/>
-                <w:szCs w:val="16"/>
-              </w:rPr>
-              <w:t xml:space="preserve">Découpe le patron complet, plie les murs vers le haut, colle les languettes.</w:t>
-            </w:r>
-          </w:p>
-        </w:tc>
-      </w:tr>
-      <w:tr>
-        <w:tc>
-          <w:tcPr>
-            <w:tcW w:type="dxa" w:w="900"/>
-            <w:tcBorders>
-              <w:top w:val="single" w:color="000000" w:sz="6"/>
-              <w:left w:val="single" w:color="000000" w:sz="6"/>
-              <w:bottom w:val="single" w:color="000000" w:sz="6"/>
-              <w:right w:val="single" w:color="000000" w:sz="6"/>
-            </w:tcBorders>
-            <w:tcMar>
-              <w:top w:type="dxa" w:w="40"/>
-              <w:left w:type="dxa" w:w="80"/>
-              <w:bottom w:type="dxa" w:w="40"/>
-              <w:right w:type="dxa" w:w="80"/>
-            </w:tcMar>
-            <w:vAlign w:val="center"/>
-          </w:tcPr>
-          <w:p>
-            <w:pPr>
-              <w:spacing w:after="0"/>
-            </w:pPr>
-            <w:r>
-              <w:rPr>
-                <w:rFonts w:ascii="Arial" w:cs="Arial" w:eastAsia="Arial" w:hAnsi="Arial"/>
-                <w:b w:val="false"/>
-                <w:bCs w:val="false"/>
-                <w:i w:val="false"/>
-                <w:iCs w:val="false"/>
-                <w:sz w:val="16"/>
-                <w:szCs w:val="16"/>
-              </w:rPr>
-              <w:t xml:space="preserve">☐ 5</w:t>
-            </w:r>
-          </w:p>
-        </w:tc>
-        <w:tc>
-          <w:tcPr>
-            <w:tcW w:type="dxa" w:w="8460"/>
-            <w:tcBorders>
-              <w:top w:val="single" w:color="000000" w:sz="6"/>
-              <w:left w:val="single" w:color="000000" w:sz="6"/>
-              <w:bottom w:val="single" w:color="000000" w:sz="6"/>
-              <w:right w:val="single" w:color="000000" w:sz="6"/>
-            </w:tcBorders>
-            <w:tcMar>
-              <w:top w:type="dxa" w:w="40"/>
-              <w:left w:type="dxa" w:w="80"/>
-              <w:bottom w:type="dxa" w:w="40"/>
-              <w:right w:type="dxa" w:w="80"/>
-            </w:tcMar>
-            <w:vAlign w:val="center"/>
-          </w:tcPr>
-          <w:p>
-            <w:pPr>
-              <w:spacing w:after="0"/>
-            </w:pPr>
-            <w:r>
-              <w:rPr>
-                <w:rFonts w:ascii="Arial" w:cs="Arial" w:eastAsia="Arial" w:hAnsi="Arial"/>
-                <w:b w:val="false"/>
-                <w:bCs w:val="false"/>
-                <w:i w:val="false"/>
-                <w:iCs w:val="false"/>
-                <w:sz w:val="16"/>
-                <w:szCs w:val="16"/>
-              </w:rPr>
-              <w:t xml:space="preserve">ÉQUERRAGE À LA FICELLE : tends une ficelle sur les 2 diagonales du sol — si elles sont égales, ta pièce est bien d'équerre !</w:t>
-            </w:r>
-          </w:p>
-        </w:tc>
-      </w:tr>
-    </w:tbl>
-    <w:p>
-      <w:pPr>
-        <w:spacing w:after="50"/>
-      </w:pPr>
-    </w:p>
-    <w:tbl>
-      <w:tblPr>
-        <w:tblW w:type="dxa" w:w="9360"/>
-        <w:tblBorders>
-          <w:top w:val="single" w:color="auto" w:sz="4"/>
-          <w:left w:val="single" w:color="auto" w:sz="4"/>
-          <w:bottom w:val="single" w:color="auto" w:sz="4"/>
-          <w:right w:val="single" w:color="auto" w:sz="4"/>
-          <w:insideH w:val="single" w:color="auto" w:sz="4"/>
-          <w:insideV w:val="single" w:color="auto" w:sz="4"/>
-        </w:tblBorders>
-      </w:tblPr>
-      <w:tblGrid>
-        <w:gridCol w:w="9360"/>
-      </w:tblGrid>
-      <w:tr>
-        <w:tc>
-          <w:tcPr>
-            <w:tcW w:type="dxa" w:w="9360"/>
-            <w:tcBorders>
-              <w:top w:val="single" w:color="000000" w:sz="6"/>
-              <w:left w:val="single" w:color="000000" w:sz="6"/>
-              <w:bottom w:val="single" w:color="000000" w:sz="6"/>
-              <w:right w:val="single" w:color="000000" w:sz="6"/>
-            </w:tcBorders>
-            <w:shd w:fill="F2F2F2" w:val="clear"/>
-            <w:tcMar>
-              <w:top w:type="dxa" w:w="40"/>
-              <w:left w:type="dxa" w:w="80"/>
-              <w:bottom w:type="dxa" w:w="40"/>
-              <w:right w:type="dxa" w:w="80"/>
-            </w:tcMar>
-            <w:vAlign w:val="center"/>
-          </w:tcPr>
-          <w:p>
-            <w:pPr>
-              <w:spacing w:after="0"/>
-            </w:pPr>
-            <w:r>
-              <w:rPr>
-                <w:rFonts w:ascii="Arial" w:cs="Arial" w:eastAsia="Arial" w:hAnsi="Arial"/>
-                <w:b/>
-                <w:bCs/>
-                <w:i w:val="false"/>
-                <w:iCs w:val="false"/>
-                <w:sz w:val="18"/>
-                <w:szCs w:val="18"/>
-              </w:rPr>
-              <w:t xml:space="preserve">PARTIE 3 — Contrôle qualité (tolérance ± 2 mm)</w:t>
-            </w:r>
-          </w:p>
-        </w:tc>
-      </w:tr>
-    </w:tbl>
-    <w:p>
-      <w:pPr>
-        <w:spacing w:after="40"/>
+        <w:spacing w:after="64"/>
       </w:pPr>
     </w:p>
     <w:tbl>
@@ -1735,8 +1735,8 @@
                 <w:bCs/>
                 <w:i w:val="false"/>
                 <w:iCs w:val="false"/>
-                <w:sz w:val="16"/>
-                <w:szCs w:val="16"/>
+                <w:sz w:val="24"/>
+                <w:szCs w:val="24"/>
               </w:rPr>
               <w:t xml:space="preserve">Mesure</w:t>
             </w:r>
@@ -1771,8 +1771,8 @@
                 <w:bCs/>
                 <w:i w:val="false"/>
                 <w:iCs w:val="false"/>
-                <w:sz w:val="16"/>
-                <w:szCs w:val="16"/>
+                <w:sz w:val="24"/>
+                <w:szCs w:val="24"/>
               </w:rPr>
               <w:t xml:space="preserve">Prévu (Partie 1)</w:t>
             </w:r>
@@ -1807,8 +1807,8 @@
                 <w:bCs/>
                 <w:i w:val="false"/>
                 <w:iCs w:val="false"/>
-                <w:sz w:val="16"/>
-                <w:szCs w:val="16"/>
+                <w:sz w:val="24"/>
+                <w:szCs w:val="24"/>
               </w:rPr>
               <w:t xml:space="preserve">Mesuré sur ma maquette</w:t>
             </w:r>
@@ -1843,8 +1843,8 @@
                 <w:bCs/>
                 <w:i w:val="false"/>
                 <w:iCs w:val="false"/>
-                <w:sz w:val="16"/>
-                <w:szCs w:val="16"/>
+                <w:sz w:val="24"/>
+                <w:szCs w:val="24"/>
               </w:rPr>
               <w:t xml:space="preserve">Écart ≤ 2 mm ?</w:t>
             </w:r>
@@ -1880,8 +1880,8 @@
                 <w:bCs w:val="false"/>
                 <w:i w:val="false"/>
                 <w:iCs w:val="false"/>
-                <w:sz w:val="16"/>
-                <w:szCs w:val="16"/>
+                <w:sz w:val="24"/>
+                <w:szCs w:val="24"/>
               </w:rPr>
               <w:t xml:space="preserve">Longueur</w:t>
             </w:r>
@@ -1915,10 +1915,10 @@
                 <w:bCs w:val="false"/>
                 <w:i w:val="false"/>
                 <w:iCs w:val="false"/>
-                <w:sz w:val="16"/>
-                <w:szCs w:val="16"/>
-              </w:rPr>
-              <w:t xml:space="preserve">............ cm</w:t>
+                <w:sz w:val="24"/>
+                <w:szCs w:val="24"/>
+              </w:rPr>
+              <w:t xml:space="preserve">...... cm</w:t>
             </w:r>
           </w:p>
         </w:tc>
@@ -1950,10 +1950,10 @@
                 <w:bCs w:val="false"/>
                 <w:i w:val="false"/>
                 <w:iCs w:val="false"/>
-                <w:sz w:val="16"/>
-                <w:szCs w:val="16"/>
-              </w:rPr>
-              <w:t xml:space="preserve">............ cm</w:t>
+                <w:sz w:val="24"/>
+                <w:szCs w:val="24"/>
+              </w:rPr>
+              <w:t xml:space="preserve">...... cm</w:t>
             </w:r>
           </w:p>
         </w:tc>
@@ -1985,8 +1985,8 @@
                 <w:bCs w:val="false"/>
                 <w:i w:val="false"/>
                 <w:iCs w:val="false"/>
-                <w:sz w:val="16"/>
-                <w:szCs w:val="16"/>
+                <w:sz w:val="24"/>
+                <w:szCs w:val="24"/>
               </w:rPr>
               <w:t xml:space="preserve">☐ oui ☐ non</w:t>
             </w:r>
@@ -2022,8 +2022,8 @@
                 <w:bCs w:val="false"/>
                 <w:i w:val="false"/>
                 <w:iCs w:val="false"/>
-                <w:sz w:val="16"/>
-                <w:szCs w:val="16"/>
+                <w:sz w:val="24"/>
+                <w:szCs w:val="24"/>
               </w:rPr>
               <w:t xml:space="preserve">Largeur</w:t>
             </w:r>
@@ -2057,10 +2057,10 @@
                 <w:bCs w:val="false"/>
                 <w:i w:val="false"/>
                 <w:iCs w:val="false"/>
-                <w:sz w:val="16"/>
-                <w:szCs w:val="16"/>
-              </w:rPr>
-              <w:t xml:space="preserve">............ cm</w:t>
+                <w:sz w:val="24"/>
+                <w:szCs w:val="24"/>
+              </w:rPr>
+              <w:t xml:space="preserve">...... cm</w:t>
             </w:r>
           </w:p>
         </w:tc>
@@ -2092,10 +2092,10 @@
                 <w:bCs w:val="false"/>
                 <w:i w:val="false"/>
                 <w:iCs w:val="false"/>
-                <w:sz w:val="16"/>
-                <w:szCs w:val="16"/>
-              </w:rPr>
-              <w:t xml:space="preserve">............ cm</w:t>
+                <w:sz w:val="24"/>
+                <w:szCs w:val="24"/>
+              </w:rPr>
+              <w:t xml:space="preserve">...... cm</w:t>
             </w:r>
           </w:p>
         </w:tc>
@@ -2127,8 +2127,8 @@
                 <w:bCs w:val="false"/>
                 <w:i w:val="false"/>
                 <w:iCs w:val="false"/>
-                <w:sz w:val="16"/>
-                <w:szCs w:val="16"/>
+                <w:sz w:val="24"/>
+                <w:szCs w:val="24"/>
               </w:rPr>
               <w:t xml:space="preserve">☐ oui ☐ non</w:t>
             </w:r>
@@ -2164,8 +2164,8 @@
                 <w:bCs w:val="false"/>
                 <w:i w:val="false"/>
                 <w:iCs w:val="false"/>
-                <w:sz w:val="16"/>
-                <w:szCs w:val="16"/>
+                <w:sz w:val="24"/>
+                <w:szCs w:val="24"/>
               </w:rPr>
               <w:t xml:space="preserve">Hauteur murs</w:t>
             </w:r>
@@ -2199,8 +2199,8 @@
                 <w:bCs w:val="false"/>
                 <w:i w:val="false"/>
                 <w:iCs w:val="false"/>
-                <w:sz w:val="16"/>
-                <w:szCs w:val="16"/>
+                <w:sz w:val="24"/>
+                <w:szCs w:val="24"/>
               </w:rPr>
               <w:t xml:space="preserve">12 cm</w:t>
             </w:r>
@@ -2234,10 +2234,10 @@
                 <w:bCs w:val="false"/>
                 <w:i w:val="false"/>
                 <w:iCs w:val="false"/>
-                <w:sz w:val="16"/>
-                <w:szCs w:val="16"/>
-              </w:rPr>
-              <w:t xml:space="preserve">............ cm</w:t>
+                <w:sz w:val="24"/>
+                <w:szCs w:val="24"/>
+              </w:rPr>
+              <w:t xml:space="preserve">...... cm</w:t>
             </w:r>
           </w:p>
         </w:tc>
@@ -2269,8 +2269,8 @@
                 <w:bCs w:val="false"/>
                 <w:i w:val="false"/>
                 <w:iCs w:val="false"/>
-                <w:sz w:val="16"/>
-                <w:szCs w:val="16"/>
+                <w:sz w:val="24"/>
+                <w:szCs w:val="24"/>
               </w:rPr>
               <w:t xml:space="preserve">☐ oui ☐ non</w:t>
             </w:r>
@@ -2280,7 +2280,7 @@
     </w:tbl>
     <w:p>
       <w:pPr>
-        <w:spacing w:after="40" w:before="50"/>
+        <w:spacing w:after="64" w:before="50"/>
       </w:pPr>
       <w:r>
         <w:rPr>
@@ -2289,8 +2289,8 @@
           <w:bCs w:val="false"/>
           <w:i w:val="false"/>
           <w:iCs w:val="false"/>
-          <w:sz w:val="16"/>
-          <w:szCs w:val="16"/>
+          <w:sz w:val="24"/>
+          <w:szCs w:val="24"/>
         </w:rPr>
         <w:t xml:space="preserve">☐ Diagonales égales (équerrage ficelle) ✋ vérification professeur     </w:t>
       </w:r>
@@ -2331,7 +2331,7 @@
           </w:tcPr>
           <w:p>
             <w:pPr>
-              <w:spacing w:after="60"/>
+              <w:spacing w:after="96"/>
             </w:pPr>
             <w:r>
               <w:rPr>
@@ -2340,61 +2340,61 @@
                 <w:bCs/>
                 <w:i w:val="false"/>
                 <w:iCs w:val="false"/>
-                <w:sz w:val="18"/>
-                <w:szCs w:val="18"/>
+                <w:sz w:val="26"/>
+                <w:szCs w:val="26"/>
               </w:rPr>
               <w:t xml:space="preserve">BILAN — ce que je retiens</w:t>
             </w:r>
           </w:p>
           <w:p>
             <w:pPr>
-              <w:spacing w:after="60"/>
-            </w:pPr>
-            <w:r>
-              <w:rPr>
-                <w:rFonts w:ascii="Arial" w:cs="Arial" w:eastAsia="Arial" w:hAnsi="Arial"/>
-                <w:b w:val="false"/>
-                <w:bCs w:val="false"/>
-                <w:i w:val="false"/>
-                <w:iCs w:val="false"/>
-                <w:sz w:val="16"/>
-                <w:szCs w:val="16"/>
-              </w:rPr>
-              <w:t xml:space="preserve">• À l'échelle 1/20, je ...................................... toutes les dimensions réelles par 20.</w:t>
-            </w:r>
-          </w:p>
-          <w:p>
-            <w:pPr>
-              <w:spacing w:after="60"/>
-            </w:pPr>
-            <w:r>
-              <w:rPr>
-                <w:rFonts w:ascii="Arial" w:cs="Arial" w:eastAsia="Arial" w:hAnsi="Arial"/>
-                <w:b w:val="false"/>
-                <w:bCs w:val="false"/>
-                <w:i w:val="false"/>
-                <w:iCs w:val="false"/>
-                <w:sz w:val="16"/>
-                <w:szCs w:val="16"/>
-              </w:rPr>
-              <w:t xml:space="preserve">• Le ...................................... est le dessin à plat qui, une fois plié, donne le volume.</w:t>
-            </w:r>
-          </w:p>
-          <w:p>
-            <w:pPr>
-              <w:spacing w:after="60"/>
-            </w:pPr>
-            <w:r>
-              <w:rPr>
-                <w:rFonts w:ascii="Arial" w:cs="Arial" w:eastAsia="Arial" w:hAnsi="Arial"/>
-                <w:b w:val="false"/>
-                <w:bCs w:val="false"/>
-                <w:i w:val="false"/>
-                <w:iCs w:val="false"/>
-                <w:sz w:val="16"/>
-                <w:szCs w:val="16"/>
-              </w:rPr>
-              <w:t xml:space="preserve">• Deux diagonales ...................................... prouvent que les angles sont droits.</w:t>
+              <w:spacing w:after="96"/>
+            </w:pPr>
+            <w:r>
+              <w:rPr>
+                <w:rFonts w:ascii="Arial" w:cs="Arial" w:eastAsia="Arial" w:hAnsi="Arial"/>
+                <w:b w:val="false"/>
+                <w:bCs w:val="false"/>
+                <w:i w:val="false"/>
+                <w:iCs w:val="false"/>
+                <w:sz w:val="24"/>
+                <w:szCs w:val="24"/>
+              </w:rPr>
+              <w:t xml:space="preserve">• À l'échelle 1/20, je .................... toutes les dimensions réelles par 20.</w:t>
+            </w:r>
+          </w:p>
+          <w:p>
+            <w:pPr>
+              <w:spacing w:after="96"/>
+            </w:pPr>
+            <w:r>
+              <w:rPr>
+                <w:rFonts w:ascii="Arial" w:cs="Arial" w:eastAsia="Arial" w:hAnsi="Arial"/>
+                <w:b w:val="false"/>
+                <w:bCs w:val="false"/>
+                <w:i w:val="false"/>
+                <w:iCs w:val="false"/>
+                <w:sz w:val="24"/>
+                <w:szCs w:val="24"/>
+              </w:rPr>
+              <w:t xml:space="preserve">• Le .................... est le dessin à plat qui, une fois plié, donne le volume.</w:t>
+            </w:r>
+          </w:p>
+          <w:p>
+            <w:pPr>
+              <w:spacing w:after="96"/>
+            </w:pPr>
+            <w:r>
+              <w:rPr>
+                <w:rFonts w:ascii="Arial" w:cs="Arial" w:eastAsia="Arial" w:hAnsi="Arial"/>
+                <w:b w:val="false"/>
+                <w:bCs w:val="false"/>
+                <w:i w:val="false"/>
+                <w:iCs w:val="false"/>
+                <w:sz w:val="24"/>
+                <w:szCs w:val="24"/>
+              </w:rPr>
+              <w:t xml:space="preserve">• Deux diagonales .................... prouvent que les angles sont droits.</w:t>
             </w:r>
           </w:p>
         </w:tc>
@@ -2412,8 +2412,8 @@
           <w:bCs w:val="false"/>
           <w:i/>
           <w:iCs/>
-          <w:sz w:val="16"/>
-          <w:szCs w:val="16"/>
+          <w:sz w:val="24"/>
+          <w:szCs w:val="24"/>
         </w:rPr>
         <w:t xml:space="preserve">« Mesurer deux fois, couper une fois. »  —  proverbe d'atelier</w:t>
       </w:r>
@@ -2607,8 +2607,8 @@
     <w:rPrDefault>
       <w:rPr>
         <w:rFonts w:ascii="Arial" w:cs="Arial" w:eastAsia="Arial" w:hAnsi="Arial"/>
-        <w:sz w:val="16"/>
-        <w:szCs w:val="16"/>
+        <w:sz w:val="24"/>
+        <w:szCs w:val="24"/>
       </w:rPr>
     </w:rPrDefault>
     <w:pPrDefault/>

--- a/public/2026/seq05/FICHE_S5-A05_MaquettePapier_5eme.docx
+++ b/public/2026/seq05/FICHE_S5-A05_MaquettePapier_5eme.docx
@@ -279,7 +279,7 @@
     </w:tbl>
     <w:p>
       <w:pPr>
-        <w:spacing w:after="96"/>
+        <w:spacing w:after="81"/>
       </w:pPr>
     </w:p>
     <w:tbl>
@@ -445,7 +445,7 @@
     </w:tbl>
     <w:p>
       <w:pPr>
-        <w:spacing w:after="128"/>
+        <w:spacing w:after="108"/>
       </w:pPr>
     </w:p>
     <w:tbl>
@@ -505,7 +505,7 @@
     </w:tbl>
     <w:p>
       <w:pPr>
-        <w:spacing w:after="128"/>
+        <w:spacing w:after="108"/>
       </w:pPr>
     </w:p>
     <w:tbl>
@@ -543,7 +543,7 @@
           </w:tcPr>
           <w:p>
             <w:pPr>
-              <w:spacing w:after="96"/>
+              <w:spacing w:after="81"/>
             </w:pPr>
             <w:r>
               <w:rPr>
@@ -580,7 +580,7 @@
     </w:tbl>
     <w:p>
       <w:pPr>
-        <w:spacing w:after="128"/>
+        <w:spacing w:after="108"/>
       </w:pPr>
     </w:p>
     <w:tbl>
@@ -639,12 +639,12 @@
     </w:tbl>
     <w:p>
       <w:pPr>
-        <w:spacing w:after="64"/>
+        <w:spacing w:after="54"/>
       </w:pPr>
     </w:p>
     <w:p>
       <w:pPr>
-        <w:spacing w:after="96"/>
+        <w:spacing w:after="81"/>
       </w:pPr>
       <w:r>
         <w:rPr>
@@ -1110,7 +1110,7 @@
     </w:tbl>
     <w:p>
       <w:pPr>
-        <w:spacing w:after="80"/>
+        <w:spacing w:after="68"/>
       </w:pPr>
     </w:p>
     <w:tbl>
@@ -1161,7 +1161,7 @@
                 <w:sz w:val="26"/>
                 <w:szCs w:val="26"/>
               </w:rPr>
-              <w:t xml:space="preserve">PARTIE 2 — Le patron : tracer, découper, plier, coller  (séance en groupe · schéma projeté)</w:t>
+              <w:t xml:space="preserve">PARTIE 2 — Le patron : tracer, découper, plier, coller  (séance en groupe · schéma ci-dessous)</w:t>
             </w:r>
           </w:p>
         </w:tc>
@@ -1169,7 +1169,46 @@
     </w:tbl>
     <w:p>
       <w:pPr>
-        <w:spacing w:after="64"/>
+        <w:spacing w:before="60" w:after="80"/>
+        <w:jc w:val="center"/>
+      </w:pPr>
+      <w:r>
+        <w:drawing xmlns:wp="http://schemas.openxmlformats.org/drawingml/2006/wordprocessingDrawing">
+          <wp:inline distT="0" distB="0" distL="0" distR="0">
+            <wp:extent cx="3240000" cy="2505600"/>
+            <wp:docPr id="9060" name="schema_schema_patron.png"/>
+            <a:graphic xmlns:a="http://schemas.openxmlformats.org/drawingml/2006/main">
+              <a:graphicData uri="http://schemas.openxmlformats.org/drawingml/2006/picture">
+                <pic:pic xmlns:pic="http://schemas.openxmlformats.org/drawingml/2006/picture">
+                  <pic:nvPicPr>
+                    <pic:cNvPr id="9060" name="schema_schema_patron.png"/>
+                    <pic:cNvPicPr/>
+                  </pic:nvPicPr>
+                  <pic:blipFill>
+                    <a:blip xmlns:r="http://schemas.openxmlformats.org/officeDocument/2006/relationships" r:embed="rId10"/>
+                    <a:stretch>
+                      <a:fillRect/>
+                    </a:stretch>
+                  </pic:blipFill>
+                  <pic:spPr>
+                    <a:xfrm>
+                      <a:off x="0" y="0"/>
+                      <a:ext cx="3240000" cy="2505600"/>
+                    </a:xfrm>
+                    <a:prstGeom prst="rect">
+                      <a:avLst/>
+                    </a:prstGeom>
+                  </pic:spPr>
+                </pic:pic>
+              </a:graphicData>
+            </a:graphic>
+          </wp:inline>
+        </w:drawing>
+      </w:r>
+    </w:p>
+    <w:p>
+      <w:pPr>
+        <w:spacing w:after="54"/>
       </w:pPr>
     </w:p>
     <w:tbl>
@@ -1625,7 +1664,7 @@
     </w:tbl>
     <w:p>
       <w:pPr>
-        <w:spacing w:after="80"/>
+        <w:spacing w:after="68"/>
       </w:pPr>
     </w:p>
     <w:tbl>
@@ -1684,7 +1723,7 @@
     </w:tbl>
     <w:p>
       <w:pPr>
-        <w:spacing w:after="64"/>
+        <w:spacing w:after="54"/>
       </w:pPr>
     </w:p>
     <w:tbl>
@@ -2280,7 +2319,7 @@
     </w:tbl>
     <w:p>
       <w:pPr>
-        <w:spacing w:after="64" w:before="50"/>
+        <w:spacing w:after="54" w:before="50"/>
       </w:pPr>
       <w:r>
         <w:rPr>
@@ -2331,7 +2370,7 @@
           </w:tcPr>
           <w:p>
             <w:pPr>
-              <w:spacing w:after="96"/>
+              <w:spacing w:after="81"/>
             </w:pPr>
             <w:r>
               <w:rPr>
@@ -2348,7 +2387,7 @@
           </w:p>
           <w:p>
             <w:pPr>
-              <w:spacing w:after="96"/>
+              <w:spacing w:after="81"/>
             </w:pPr>
             <w:r>
               <w:rPr>
@@ -2365,7 +2404,7 @@
           </w:p>
           <w:p>
             <w:pPr>
-              <w:spacing w:after="96"/>
+              <w:spacing w:after="81"/>
             </w:pPr>
             <w:r>
               <w:rPr>
@@ -2382,7 +2421,7 @@
           </w:p>
           <w:p>
             <w:pPr>
-              <w:spacing w:after="96"/>
+              <w:spacing w:after="81"/>
             </w:pPr>
             <w:r>
               <w:rPr>

--- a/public/2026/seq05/FICHE_S5-A05_MaquettePapier_5eme.docx
+++ b/public/2026/seq05/FICHE_S5-A05_MaquettePapier_5eme.docx
@@ -21,6 +21,9 @@
         <w:gridCol w:w="1200"/>
       </w:tblGrid>
       <w:tr>
+        <w:trPr>
+          <w:cantSplit/>
+        </w:trPr>
         <w:tc>
           <w:tcPr>
             <w:tcW w:type="dxa" w:w="1266"/>
@@ -210,6 +213,32 @@
               <w:t xml:space="preserve">ACTIVITÉ N°05</w:t>
             </w:r>
           </w:p>
+          <w:p>
+            <w:pPr>
+              <w:spacing w:after="0"/>
+            </w:pPr>
+            <w:r>
+              <w:rPr>
+                <w:rFonts w:ascii="Arial" w:cs="Arial" w:eastAsia="Arial" w:hAnsi="Arial"/>
+                <w:sz w:val="14"/>
+                <w:szCs w:val="14"/>
+              </w:rPr>
+              <w:t xml:space="preserve">NOM : ..............................</w:t>
+            </w:r>
+          </w:p>
+          <w:p>
+            <w:pPr>
+              <w:spacing w:after="0"/>
+            </w:pPr>
+            <w:r>
+              <w:rPr>
+                <w:rFonts w:ascii="Arial" w:cs="Arial" w:eastAsia="Arial" w:hAnsi="Arial"/>
+                <w:sz w:val="14"/>
+                <w:szCs w:val="14"/>
+              </w:rPr>
+              <w:t xml:space="preserve">PRÉNOM : .........................</w:t>
+            </w:r>
+          </w:p>
         </w:tc>
         <w:tc>
           <w:tcPr>
@@ -295,149 +324,48 @@
         </w:tblBorders>
       </w:tblPr>
       <w:tblGrid>
-        <w:gridCol w:w="2340"/>
-        <w:gridCol w:w="2340"/>
-        <w:gridCol w:w="2340"/>
-        <w:gridCol w:w="2340"/>
+        <w:gridCol w:w="9360"/>
       </w:tblGrid>
       <w:tr>
-        <w:tc>
-          <w:tcPr>
-            <w:tcW w:type="dxa" w:w="2340"/>
-            <w:tcBorders>
-              <w:top w:val="single" w:color="000000" w:sz="6"/>
-              <w:left w:val="single" w:color="000000" w:sz="6"/>
-              <w:bottom w:val="single" w:color="000000" w:sz="6"/>
-              <w:right w:val="single" w:color="000000" w:sz="6"/>
-            </w:tcBorders>
-            <w:tcMar>
-              <w:top w:type="dxa" w:w="40"/>
-              <w:left w:type="dxa" w:w="80"/>
-              <w:bottom w:type="dxa" w:w="40"/>
-              <w:right w:type="dxa" w:w="80"/>
-            </w:tcMar>
-            <w:vAlign w:val="center"/>
-          </w:tcPr>
-          <w:p>
-            <w:pPr>
-              <w:spacing w:after="0"/>
-            </w:pPr>
-            <w:r>
-              <w:rPr>
-                <w:rFonts w:ascii="Arial" w:cs="Arial" w:eastAsia="Arial" w:hAnsi="Arial"/>
-                <w:b w:val="false"/>
-                <w:bCs w:val="false"/>
-                <w:i w:val="false"/>
-                <w:iCs w:val="false"/>
-                <w:sz w:val="24"/>
-                <w:szCs w:val="24"/>
-              </w:rPr>
-              <w:t xml:space="preserve">NOM : </w:t>
-            </w:r>
-          </w:p>
-        </w:tc>
-        <w:tc>
-          <w:tcPr>
-            <w:tcW w:type="dxa" w:w="2340"/>
-            <w:tcBorders>
-              <w:top w:val="single" w:color="000000" w:sz="6"/>
-              <w:left w:val="single" w:color="000000" w:sz="6"/>
-              <w:bottom w:val="single" w:color="000000" w:sz="6"/>
-              <w:right w:val="single" w:color="000000" w:sz="6"/>
-            </w:tcBorders>
-            <w:tcMar>
-              <w:top w:type="dxa" w:w="40"/>
-              <w:left w:type="dxa" w:w="80"/>
-              <w:bottom w:type="dxa" w:w="40"/>
-              <w:right w:type="dxa" w:w="80"/>
-            </w:tcMar>
-            <w:vAlign w:val="center"/>
-          </w:tcPr>
-          <w:p>
-            <w:pPr>
-              <w:spacing w:after="0"/>
-            </w:pPr>
-            <w:r>
-              <w:rPr>
-                <w:rFonts w:ascii="Arial" w:cs="Arial" w:eastAsia="Arial" w:hAnsi="Arial"/>
-                <w:b w:val="false"/>
-                <w:bCs w:val="false"/>
-                <w:i w:val="false"/>
-                <w:iCs w:val="false"/>
-                <w:sz w:val="24"/>
-                <w:szCs w:val="24"/>
-              </w:rPr>
-              <w:t xml:space="preserve">PRÉNOM : </w:t>
-            </w:r>
-          </w:p>
-        </w:tc>
-        <w:tc>
-          <w:tcPr>
-            <w:tcW w:type="dxa" w:w="2340"/>
-            <w:tcBorders>
-              <w:top w:val="single" w:color="000000" w:sz="6"/>
-              <w:left w:val="single" w:color="000000" w:sz="6"/>
-              <w:bottom w:val="single" w:color="000000" w:sz="6"/>
-              <w:right w:val="single" w:color="000000" w:sz="6"/>
-            </w:tcBorders>
-            <w:tcMar>
-              <w:top w:type="dxa" w:w="40"/>
-              <w:left w:type="dxa" w:w="80"/>
-              <w:bottom w:type="dxa" w:w="40"/>
-              <w:right w:type="dxa" w:w="80"/>
-            </w:tcMar>
-            <w:vAlign w:val="center"/>
-          </w:tcPr>
-          <w:p>
-            <w:pPr>
-              <w:spacing w:after="0"/>
-            </w:pPr>
-            <w:r>
-              <w:rPr>
-                <w:rFonts w:ascii="Arial" w:cs="Arial" w:eastAsia="Arial" w:hAnsi="Arial"/>
-                <w:b w:val="false"/>
-                <w:bCs w:val="false"/>
-                <w:i w:val="false"/>
-                <w:iCs w:val="false"/>
-                <w:sz w:val="24"/>
-                <w:szCs w:val="24"/>
-              </w:rPr>
-              <w:t xml:space="preserve">CLASSE : </w:t>
-            </w:r>
-          </w:p>
-        </w:tc>
-        <w:tc>
-          <w:tcPr>
-            <w:tcW w:type="dxa" w:w="2340"/>
-            <w:tcBorders>
-              <w:top w:val="single" w:color="000000" w:sz="6"/>
-              <w:left w:val="single" w:color="000000" w:sz="6"/>
-              <w:bottom w:val="single" w:color="000000" w:sz="6"/>
-              <w:right w:val="single" w:color="000000" w:sz="6"/>
-            </w:tcBorders>
-            <w:tcMar>
-              <w:top w:type="dxa" w:w="40"/>
-              <w:left w:type="dxa" w:w="80"/>
-              <w:bottom w:type="dxa" w:w="40"/>
-              <w:right w:type="dxa" w:w="80"/>
-            </w:tcMar>
-            <w:vAlign w:val="center"/>
-          </w:tcPr>
-          <w:p>
-            <w:pPr>
-              <w:spacing w:after="0"/>
-            </w:pPr>
-            <w:r>
-              <w:rPr>
-                <w:rFonts w:ascii="Arial" w:cs="Arial" w:eastAsia="Arial" w:hAnsi="Arial"/>
-                <w:b w:val="false"/>
-                <w:bCs w:val="false"/>
-                <w:i w:val="false"/>
-                <w:iCs w:val="false"/>
-                <w:sz w:val="24"/>
-                <w:szCs w:val="24"/>
-              </w:rPr>
-              <w:t xml:space="preserve">MAISON : </w:t>
+        <w:trPr>
+          <w:cantSplit/>
+        </w:trPr>
+        <w:tc>
+          <w:tcPr>
+            <w:tcW w:type="dxa" w:w="9360"/>
+            <w:tcBorders>
+              <w:top w:val="single" w:color="000000" w:sz="6"/>
+              <w:left w:val="single" w:color="000000" w:sz="6"/>
+              <w:bottom w:val="single" w:color="000000" w:sz="6"/>
+              <w:right w:val="single" w:color="000000" w:sz="6"/>
+            </w:tcBorders>
+            <w:shd w:fill="D9D9D9" w:val="clear"/>
+            <w:tcMar>
+              <w:top w:type="dxa" w:w="40"/>
+              <w:left w:type="dxa" w:w="80"/>
+              <w:bottom w:type="dxa" w:w="40"/>
+              <w:right w:type="dxa" w:w="80"/>
+            </w:tcMar>
+            <w:vAlign w:val="center"/>
+          </w:tcPr>
+          <w:p>
+            <w:pPr>
+              <w:keepNext/>
+              <w:keepLines/>
+              <w:spacing w:after="0"/>
+              <w:jc w:val="center"/>
+            </w:pPr>
+            <w:r>
+              <w:rPr>
+                <w:rFonts w:ascii="Arial" w:cs="Arial" w:eastAsia="Arial" w:hAnsi="Arial"/>
+                <w:b/>
+                <w:bCs/>
+                <w:i w:val="false"/>
+                <w:iCs w:val="false"/>
+                <w:sz w:val="32"/>
+                <w:szCs w:val="32"/>
+              </w:rPr>
+              <w:t xml:space="preserve">LA MAQUETTE PAPIER DE MA PIÈCE PRÉFÉRÉE (ÉCHELLE 1/20)</w:t>
             </w:r>
           </w:p>
         </w:tc>
@@ -445,6 +373,8 @@
     </w:tbl>
     <w:p>
       <w:pPr>
+        <w:keepNext/>
+        <w:keepLines/>
         <w:spacing w:after="108"/>
       </w:pPr>
     </w:p>
@@ -464,6 +394,9 @@
         <w:gridCol w:w="9360"/>
       </w:tblGrid>
       <w:tr>
+        <w:trPr>
+          <w:cantSplit/>
+        </w:trPr>
         <w:tc>
           <w:tcPr>
             <w:tcW w:type="dxa" w:w="9360"/>
@@ -473,31 +406,50 @@
               <w:bottom w:val="single" w:color="000000" w:sz="6"/>
               <w:right w:val="single" w:color="000000" w:sz="6"/>
             </w:tcBorders>
-            <w:shd w:fill="D9D9D9" w:val="clear"/>
-            <w:tcMar>
-              <w:top w:type="dxa" w:w="40"/>
-              <w:left w:type="dxa" w:w="80"/>
-              <w:bottom w:type="dxa" w:w="40"/>
-              <w:right w:type="dxa" w:w="80"/>
-            </w:tcMar>
-            <w:vAlign w:val="center"/>
-          </w:tcPr>
-          <w:p>
-            <w:pPr>
-              <w:spacing w:after="0"/>
-              <w:jc w:val="center"/>
+            <w:tcMar>
+              <w:top w:type="dxa" w:w="100"/>
+              <w:left w:type="dxa" w:w="120"/>
+              <w:bottom w:type="dxa" w:w="100"/>
+              <w:right w:type="dxa" w:w="120"/>
+            </w:tcMar>
+            <w:vAlign w:val="center"/>
+          </w:tcPr>
+          <w:p>
+            <w:pPr>
+              <w:keepNext/>
+              <w:keepLines/>
+              <w:spacing w:after="81"/>
+            </w:pPr>
+            <w:r>
+              <w:rPr>
+                <w:rFonts w:ascii="Arial" w:cs="Arial" w:eastAsia="Arial" w:hAnsi="Arial"/>
+                <w:b w:val="false"/>
+                <w:bCs w:val="false"/>
+                <w:i w:val="false"/>
+                <w:iCs w:val="false"/>
+                <w:sz w:val="24"/>
+                <w:szCs w:val="24"/>
+              </w:rPr>
+              <w:t xml:space="preserve">L'écran, c'est bien ; le vrai volume, c'est mieux ! Les architectes fabriquent TOUJOURS des maquettes. Tu vas construire ta pièce préférée en papier, à l'échelle 1/20.</w:t>
+            </w:r>
+          </w:p>
+          <w:p>
+            <w:pPr>
+              <w:keepNext/>
+              <w:keepLines/>
+              <w:spacing w:after="0"/>
             </w:pPr>
             <w:r>
               <w:rPr>
                 <w:rFonts w:ascii="Arial" w:cs="Arial" w:eastAsia="Arial" w:hAnsi="Arial"/>
                 <w:b/>
                 <w:bCs/>
-                <w:i w:val="false"/>
-                <w:iCs w:val="false"/>
-                <w:sz w:val="32"/>
-                <w:szCs w:val="32"/>
-              </w:rPr>
-              <w:t xml:space="preserve">LA MAQUETTE PAPIER DE MA PIÈCE PRÉFÉRÉE (ÉCHELLE 1/20)</w:t>
+                <w:i/>
+                <w:iCs/>
+                <w:sz w:val="24"/>
+                <w:szCs w:val="24"/>
+              </w:rPr>
+              <w:t xml:space="preserve">❓ Comment passer de la maquette numérique à une maquette en volume, à l'échelle ?</w:t>
             </w:r>
           </w:p>
         </w:tc>
@@ -505,145 +457,35 @@
     </w:tbl>
     <w:p>
       <w:pPr>
-        <w:spacing w:after="108"/>
+        <w:keepNext/>
+        <w:keepLines/>
+        <w:pBdr>
+          <w:top w:val="single" w:color="000000" w:sz="6" w:space="4"/>
+          <w:left w:val="single" w:color="000000" w:sz="6" w:space="4"/>
+          <w:bottom w:val="single" w:color="000000" w:sz="6" w:space="4"/>
+          <w:right w:val="single" w:color="000000" w:sz="6" w:space="4"/>
+        </w:pBdr>
+        <w:shd w:val="clear" w:color="auto" w:fill="D9D9D9"/>
+        <w:spacing w:before="150" w:after="130"/>
+        <w:ind w:left="0" w:right="1106"/>
       </w:pPr>
-    </w:p>
-    <w:tbl>
-      <w:tblPr>
-        <w:tblW w:type="dxa" w:w="9360"/>
-        <w:tblBorders>
-          <w:top w:val="single" w:color="auto" w:sz="4"/>
-          <w:left w:val="single" w:color="auto" w:sz="4"/>
-          <w:bottom w:val="single" w:color="auto" w:sz="4"/>
-          <w:right w:val="single" w:color="auto" w:sz="4"/>
-          <w:insideH w:val="single" w:color="auto" w:sz="4"/>
-          <w:insideV w:val="single" w:color="auto" w:sz="4"/>
-        </w:tblBorders>
-      </w:tblPr>
-      <w:tblGrid>
-        <w:gridCol w:w="9360"/>
-      </w:tblGrid>
-      <w:tr>
-        <w:tc>
-          <w:tcPr>
-            <w:tcW w:type="dxa" w:w="9360"/>
-            <w:tcBorders>
-              <w:top w:val="single" w:color="000000" w:sz="6"/>
-              <w:left w:val="single" w:color="000000" w:sz="6"/>
-              <w:bottom w:val="single" w:color="000000" w:sz="6"/>
-              <w:right w:val="single" w:color="000000" w:sz="6"/>
-            </w:tcBorders>
-            <w:tcMar>
-              <w:top w:type="dxa" w:w="100"/>
-              <w:left w:type="dxa" w:w="120"/>
-              <w:bottom w:type="dxa" w:w="100"/>
-              <w:right w:type="dxa" w:w="120"/>
-            </w:tcMar>
-            <w:vAlign w:val="center"/>
-          </w:tcPr>
-          <w:p>
-            <w:pPr>
-              <w:spacing w:after="81"/>
-            </w:pPr>
-            <w:r>
-              <w:rPr>
-                <w:rFonts w:ascii="Arial" w:cs="Arial" w:eastAsia="Arial" w:hAnsi="Arial"/>
-                <w:b w:val="false"/>
-                <w:bCs w:val="false"/>
-                <w:i w:val="false"/>
-                <w:iCs w:val="false"/>
-                <w:sz w:val="24"/>
-                <w:szCs w:val="24"/>
-              </w:rPr>
-              <w:t xml:space="preserve">L'écran, c'est bien ; le vrai volume, c'est mieux ! Les architectes fabriquent TOUJOURS des maquettes. Tu vas construire ta pièce préférée en papier, à l'échelle 1/20.</w:t>
-            </w:r>
-          </w:p>
-          <w:p>
-            <w:pPr>
-              <w:spacing w:after="0"/>
-            </w:pPr>
-            <w:r>
-              <w:rPr>
-                <w:rFonts w:ascii="Arial" w:cs="Arial" w:eastAsia="Arial" w:hAnsi="Arial"/>
-                <w:b/>
-                <w:bCs/>
-                <w:i/>
-                <w:iCs/>
-                <w:sz w:val="24"/>
-                <w:szCs w:val="24"/>
-              </w:rPr>
-              <w:t xml:space="preserve">❓ Comment passer de la maquette numérique à une maquette en volume, à l'échelle ?</w:t>
-            </w:r>
-          </w:p>
-        </w:tc>
-      </w:tr>
-    </w:tbl>
-    <w:p>
-      <w:pPr>
-        <w:spacing w:after="108"/>
-      </w:pPr>
-    </w:p>
-    <w:tbl>
-      <w:tblPr>
-        <w:tblW w:type="dxa" w:w="9360"/>
-        <w:tblBorders>
-          <w:top w:val="single" w:color="auto" w:sz="4"/>
-          <w:left w:val="single" w:color="auto" w:sz="4"/>
-          <w:bottom w:val="single" w:color="auto" w:sz="4"/>
-          <w:right w:val="single" w:color="auto" w:sz="4"/>
-          <w:insideH w:val="single" w:color="auto" w:sz="4"/>
-          <w:insideV w:val="single" w:color="auto" w:sz="4"/>
-        </w:tblBorders>
-      </w:tblPr>
-      <w:tblGrid>
-        <w:gridCol w:w="9360"/>
-      </w:tblGrid>
-      <w:tr>
-        <w:tc>
-          <w:tcPr>
-            <w:tcW w:type="dxa" w:w="9360"/>
-            <w:tcBorders>
-              <w:top w:val="single" w:color="000000" w:sz="6"/>
-              <w:left w:val="single" w:color="000000" w:sz="6"/>
-              <w:bottom w:val="single" w:color="000000" w:sz="6"/>
-              <w:right w:val="single" w:color="000000" w:sz="6"/>
-            </w:tcBorders>
-            <w:shd w:fill="F2F2F2" w:val="clear"/>
-            <w:tcMar>
-              <w:top w:type="dxa" w:w="40"/>
-              <w:left w:type="dxa" w:w="80"/>
-              <w:bottom w:type="dxa" w:w="40"/>
-              <w:right w:type="dxa" w:w="80"/>
-            </w:tcMar>
-            <w:vAlign w:val="center"/>
-          </w:tcPr>
-          <w:p>
-            <w:pPr>
-              <w:spacing w:after="0"/>
-            </w:pPr>
-            <w:r>
-              <w:rPr>
-                <w:rFonts w:ascii="Arial" w:cs="Arial" w:eastAsia="Arial" w:hAnsi="Arial"/>
-                <w:b/>
-                <w:bCs/>
-                <w:i w:val="false"/>
-                <w:iCs w:val="false"/>
-                <w:sz w:val="26"/>
-                <w:szCs w:val="26"/>
-              </w:rPr>
-              <w:t xml:space="preserve">PARTIE 1 — L'échelle 1/20 : 1 cm sur la maquette = 20 cm en vrai</w:t>
-            </w:r>
-          </w:p>
-        </w:tc>
-      </w:tr>
-    </w:tbl>
-    <w:p>
-      <w:pPr>
-        <w:spacing w:after="54"/>
-      </w:pPr>
+      <w:r>
+        <w:rPr>
+          <w:rFonts w:ascii="Arial" w:cs="Arial" w:eastAsia="Arial" w:hAnsi="Arial"/>
+          <w:b/>
+          <w:bCs/>
+          <w:i w:val="false"/>
+          <w:iCs w:val="false"/>
+          <w:sz w:val="26"/>
+          <w:szCs w:val="26"/>
+        </w:rPr>
+        <w:t xml:space="preserve">PARTIE 1 — L'échelle 1/20 : 1 cm sur la maquette = 20 cm en vrai</w:t>
+      </w:r>
     </w:p>
     <w:p>
       <w:pPr>
+        <w:keepNext/>
+        <w:keepLines/>
         <w:spacing w:after="81"/>
       </w:pPr>
       <w:r>
@@ -677,6 +519,9 @@
         <w:gridCol w:w="2960"/>
       </w:tblGrid>
       <w:tr>
+        <w:trPr>
+          <w:cantSplit/>
+        </w:trPr>
         <w:tc>
           <w:tcPr>
             <w:tcW w:type="dxa" w:w="3200"/>
@@ -697,6 +542,8 @@
           </w:tcPr>
           <w:p>
             <w:pPr>
+              <w:keepNext/>
+              <w:keepLines/>
               <w:spacing w:after="0"/>
             </w:pPr>
             <w:r>
@@ -733,6 +580,8 @@
           </w:tcPr>
           <w:p>
             <w:pPr>
+              <w:keepNext/>
+              <w:keepLines/>
               <w:spacing w:after="0"/>
             </w:pPr>
             <w:r>
@@ -769,6 +618,8 @@
           </w:tcPr>
           <w:p>
             <w:pPr>
+              <w:keepNext/>
+              <w:keepLines/>
               <w:spacing w:after="0"/>
             </w:pPr>
             <w:r>
@@ -787,6 +638,9 @@
         </w:tc>
       </w:tr>
       <w:tr>
+        <w:trPr>
+          <w:cantSplit/>
+        </w:trPr>
         <w:tc>
           <w:tcPr>
             <w:tcW w:type="dxa" w:w="3200"/>
@@ -806,6 +660,8 @@
           </w:tcPr>
           <w:p>
             <w:pPr>
+              <w:keepNext/>
+              <w:keepLines/>
               <w:spacing w:after="0"/>
             </w:pPr>
             <w:r>
@@ -841,6 +697,8 @@
           </w:tcPr>
           <w:p>
             <w:pPr>
+              <w:keepNext/>
+              <w:keepLines/>
               <w:spacing w:after="0"/>
             </w:pPr>
             <w:r>
@@ -876,6 +734,8 @@
           </w:tcPr>
           <w:p>
             <w:pPr>
+              <w:keepNext/>
+              <w:keepLines/>
               <w:spacing w:after="0"/>
             </w:pPr>
             <w:r>
@@ -894,6 +754,9 @@
         </w:tc>
       </w:tr>
       <w:tr>
+        <w:trPr>
+          <w:cantSplit/>
+        </w:trPr>
         <w:tc>
           <w:tcPr>
             <w:tcW w:type="dxa" w:w="3200"/>
@@ -913,6 +776,8 @@
           </w:tcPr>
           <w:p>
             <w:pPr>
+              <w:keepNext/>
+              <w:keepLines/>
               <w:spacing w:after="0"/>
             </w:pPr>
             <w:r>
@@ -948,6 +813,8 @@
           </w:tcPr>
           <w:p>
             <w:pPr>
+              <w:keepNext/>
+              <w:keepLines/>
               <w:spacing w:after="0"/>
             </w:pPr>
             <w:r>
@@ -983,6 +850,8 @@
           </w:tcPr>
           <w:p>
             <w:pPr>
+              <w:keepNext/>
+              <w:keepLines/>
               <w:spacing w:after="0"/>
             </w:pPr>
             <w:r>
@@ -1001,6 +870,9 @@
         </w:tc>
       </w:tr>
       <w:tr>
+        <w:trPr>
+          <w:cantSplit/>
+        </w:trPr>
         <w:tc>
           <w:tcPr>
             <w:tcW w:type="dxa" w:w="3200"/>
@@ -1110,63 +982,31 @@
     </w:tbl>
     <w:p>
       <w:pPr>
-        <w:spacing w:after="68"/>
+        <w:keepNext/>
+        <w:keepLines/>
+        <w:pBdr>
+          <w:top w:val="single" w:color="000000" w:sz="6" w:space="4"/>
+          <w:left w:val="single" w:color="000000" w:sz="6" w:space="4"/>
+          <w:bottom w:val="single" w:color="000000" w:sz="6" w:space="4"/>
+          <w:right w:val="single" w:color="000000" w:sz="6" w:space="4"/>
+        </w:pBdr>
+        <w:shd w:val="clear" w:color="auto" w:fill="D9D9D9"/>
+        <w:spacing w:before="150" w:after="130"/>
+        <w:ind w:left="0" w:right="1106"/>
       </w:pPr>
+      <w:r>
+        <w:rPr>
+          <w:rFonts w:ascii="Arial" w:cs="Arial" w:eastAsia="Arial" w:hAnsi="Arial"/>
+          <w:b/>
+          <w:bCs/>
+          <w:i w:val="false"/>
+          <w:iCs w:val="false"/>
+          <w:sz w:val="26"/>
+          <w:szCs w:val="26"/>
+        </w:rPr>
+        <w:t xml:space="preserve">PARTIE 2 — Le patron : tracer, découper, plier, coller  (séance en groupe · schéma ci-dessous)</w:t>
+      </w:r>
     </w:p>
-    <w:tbl>
-      <w:tblPr>
-        <w:tblW w:type="dxa" w:w="9360"/>
-        <w:tblBorders>
-          <w:top w:val="single" w:color="auto" w:sz="4"/>
-          <w:left w:val="single" w:color="auto" w:sz="4"/>
-          <w:bottom w:val="single" w:color="auto" w:sz="4"/>
-          <w:right w:val="single" w:color="auto" w:sz="4"/>
-          <w:insideH w:val="single" w:color="auto" w:sz="4"/>
-          <w:insideV w:val="single" w:color="auto" w:sz="4"/>
-        </w:tblBorders>
-      </w:tblPr>
-      <w:tblGrid>
-        <w:gridCol w:w="9360"/>
-      </w:tblGrid>
-      <w:tr>
-        <w:tc>
-          <w:tcPr>
-            <w:tcW w:type="dxa" w:w="9360"/>
-            <w:tcBorders>
-              <w:top w:val="single" w:color="000000" w:sz="6"/>
-              <w:left w:val="single" w:color="000000" w:sz="6"/>
-              <w:bottom w:val="single" w:color="000000" w:sz="6"/>
-              <w:right w:val="single" w:color="000000" w:sz="6"/>
-            </w:tcBorders>
-            <w:shd w:fill="F2F2F2" w:val="clear"/>
-            <w:tcMar>
-              <w:top w:type="dxa" w:w="40"/>
-              <w:left w:type="dxa" w:w="80"/>
-              <w:bottom w:type="dxa" w:w="40"/>
-              <w:right w:type="dxa" w:w="80"/>
-            </w:tcMar>
-            <w:vAlign w:val="center"/>
-          </w:tcPr>
-          <w:p>
-            <w:pPr>
-              <w:spacing w:after="0"/>
-            </w:pPr>
-            <w:r>
-              <w:rPr>
-                <w:rFonts w:ascii="Arial" w:cs="Arial" w:eastAsia="Arial" w:hAnsi="Arial"/>
-                <w:b/>
-                <w:bCs/>
-                <w:i w:val="false"/>
-                <w:iCs w:val="false"/>
-                <w:sz w:val="26"/>
-                <w:szCs w:val="26"/>
-              </w:rPr>
-              <w:t xml:space="preserve">PARTIE 2 — Le patron : tracer, découper, plier, coller  (séance en groupe · schéma ci-dessous)</w:t>
-            </w:r>
-          </w:p>
-        </w:tc>
-      </w:tr>
-    </w:tbl>
     <w:p>
       <w:pPr>
         <w:spacing w:before="60" w:after="80"/>
@@ -1228,6 +1068,9 @@
         <w:gridCol w:w="8460"/>
       </w:tblGrid>
       <w:tr>
+        <w:trPr>
+          <w:cantSplit/>
+        </w:trPr>
         <w:tc>
           <w:tcPr>
             <w:tcW w:type="dxa" w:w="900"/>
@@ -1248,6 +1091,8 @@
           </w:tcPr>
           <w:p>
             <w:pPr>
+              <w:keepNext/>
+              <w:keepLines/>
               <w:spacing w:after="0"/>
             </w:pPr>
             <w:r>
@@ -1284,6 +1129,8 @@
           </w:tcPr>
           <w:p>
             <w:pPr>
+              <w:keepNext/>
+              <w:keepLines/>
               <w:spacing w:after="0"/>
             </w:pPr>
             <w:r>
@@ -1302,6 +1149,9 @@
         </w:tc>
       </w:tr>
       <w:tr>
+        <w:trPr>
+          <w:cantSplit/>
+        </w:trPr>
         <w:tc>
           <w:tcPr>
             <w:tcW w:type="dxa" w:w="900"/>
@@ -1321,6 +1171,8 @@
           </w:tcPr>
           <w:p>
             <w:pPr>
+              <w:keepNext/>
+              <w:keepLines/>
               <w:spacing w:after="0"/>
             </w:pPr>
             <w:r>
@@ -1356,6 +1208,8 @@
           </w:tcPr>
           <w:p>
             <w:pPr>
+              <w:keepNext/>
+              <w:keepLines/>
               <w:spacing w:after="0"/>
             </w:pPr>
             <w:r>
@@ -1374,6 +1228,9 @@
         </w:tc>
       </w:tr>
       <w:tr>
+        <w:trPr>
+          <w:cantSplit/>
+        </w:trPr>
         <w:tc>
           <w:tcPr>
             <w:tcW w:type="dxa" w:w="900"/>
@@ -1393,6 +1250,8 @@
           </w:tcPr>
           <w:p>
             <w:pPr>
+              <w:keepNext/>
+              <w:keepLines/>
               <w:spacing w:after="0"/>
             </w:pPr>
             <w:r>
@@ -1428,6 +1287,8 @@
           </w:tcPr>
           <w:p>
             <w:pPr>
+              <w:keepNext/>
+              <w:keepLines/>
               <w:spacing w:after="0"/>
             </w:pPr>
             <w:r>
@@ -1446,6 +1307,9 @@
         </w:tc>
       </w:tr>
       <w:tr>
+        <w:trPr>
+          <w:cantSplit/>
+        </w:trPr>
         <w:tc>
           <w:tcPr>
             <w:tcW w:type="dxa" w:w="900"/>
@@ -1465,6 +1329,8 @@
           </w:tcPr>
           <w:p>
             <w:pPr>
+              <w:keepNext/>
+              <w:keepLines/>
               <w:spacing w:after="0"/>
             </w:pPr>
             <w:r>
@@ -1500,6 +1366,8 @@
           </w:tcPr>
           <w:p>
             <w:pPr>
+              <w:keepNext/>
+              <w:keepLines/>
               <w:spacing w:after="0"/>
             </w:pPr>
             <w:r>
@@ -1518,6 +1386,9 @@
         </w:tc>
       </w:tr>
       <w:tr>
+        <w:trPr>
+          <w:cantSplit/>
+        </w:trPr>
         <w:tc>
           <w:tcPr>
             <w:tcW w:type="dxa" w:w="900"/>
@@ -1537,6 +1408,8 @@
           </w:tcPr>
           <w:p>
             <w:pPr>
+              <w:keepNext/>
+              <w:keepLines/>
               <w:spacing w:after="0"/>
             </w:pPr>
             <w:r>
@@ -1572,6 +1445,8 @@
           </w:tcPr>
           <w:p>
             <w:pPr>
+              <w:keepNext/>
+              <w:keepLines/>
               <w:spacing w:after="0"/>
             </w:pPr>
             <w:r>
@@ -1590,6 +1465,9 @@
         </w:tc>
       </w:tr>
       <w:tr>
+        <w:trPr>
+          <w:cantSplit/>
+        </w:trPr>
         <w:tc>
           <w:tcPr>
             <w:tcW w:type="dxa" w:w="900"/>
@@ -1664,67 +1542,30 @@
     </w:tbl>
     <w:p>
       <w:pPr>
-        <w:spacing w:after="68"/>
+        <w:keepNext/>
+        <w:keepLines/>
+        <w:pBdr>
+          <w:top w:val="single" w:color="000000" w:sz="6" w:space="4"/>
+          <w:left w:val="single" w:color="000000" w:sz="6" w:space="4"/>
+          <w:bottom w:val="single" w:color="000000" w:sz="6" w:space="4"/>
+          <w:right w:val="single" w:color="000000" w:sz="6" w:space="4"/>
+        </w:pBdr>
+        <w:shd w:val="clear" w:color="auto" w:fill="D9D9D9"/>
+        <w:spacing w:before="150" w:after="130"/>
+        <w:ind w:left="0" w:right="1106"/>
       </w:pPr>
-    </w:p>
-    <w:tbl>
-      <w:tblPr>
-        <w:tblW w:type="dxa" w:w="9360"/>
-        <w:tblBorders>
-          <w:top w:val="single" w:color="auto" w:sz="4"/>
-          <w:left w:val="single" w:color="auto" w:sz="4"/>
-          <w:bottom w:val="single" w:color="auto" w:sz="4"/>
-          <w:right w:val="single" w:color="auto" w:sz="4"/>
-          <w:insideH w:val="single" w:color="auto" w:sz="4"/>
-          <w:insideV w:val="single" w:color="auto" w:sz="4"/>
-        </w:tblBorders>
-      </w:tblPr>
-      <w:tblGrid>
-        <w:gridCol w:w="9360"/>
-      </w:tblGrid>
-      <w:tr>
-        <w:tc>
-          <w:tcPr>
-            <w:tcW w:type="dxa" w:w="9360"/>
-            <w:tcBorders>
-              <w:top w:val="single" w:color="000000" w:sz="6"/>
-              <w:left w:val="single" w:color="000000" w:sz="6"/>
-              <w:bottom w:val="single" w:color="000000" w:sz="6"/>
-              <w:right w:val="single" w:color="000000" w:sz="6"/>
-            </w:tcBorders>
-            <w:shd w:fill="F2F2F2" w:val="clear"/>
-            <w:tcMar>
-              <w:top w:type="dxa" w:w="40"/>
-              <w:left w:type="dxa" w:w="80"/>
-              <w:bottom w:type="dxa" w:w="40"/>
-              <w:right w:type="dxa" w:w="80"/>
-            </w:tcMar>
-            <w:vAlign w:val="center"/>
-          </w:tcPr>
-          <w:p>
-            <w:pPr>
-              <w:spacing w:after="0"/>
-            </w:pPr>
-            <w:r>
-              <w:rPr>
-                <w:rFonts w:ascii="Arial" w:cs="Arial" w:eastAsia="Arial" w:hAnsi="Arial"/>
-                <w:b/>
-                <w:bCs/>
-                <w:i w:val="false"/>
-                <w:iCs w:val="false"/>
-                <w:sz w:val="26"/>
-                <w:szCs w:val="26"/>
-              </w:rPr>
-              <w:t xml:space="preserve">PARTIE 3 — Contrôle qualité (tolérance ± 2 mm)</w:t>
-            </w:r>
-          </w:p>
-        </w:tc>
-      </w:tr>
-    </w:tbl>
-    <w:p>
-      <w:pPr>
-        <w:spacing w:after="54"/>
-      </w:pPr>
+      <w:r>
+        <w:rPr>
+          <w:rFonts w:ascii="Arial" w:cs="Arial" w:eastAsia="Arial" w:hAnsi="Arial"/>
+          <w:b/>
+          <w:bCs/>
+          <w:i w:val="false"/>
+          <w:iCs w:val="false"/>
+          <w:sz w:val="26"/>
+          <w:szCs w:val="26"/>
+        </w:rPr>
+        <w:t xml:space="preserve">PARTIE 3 — Contrôle qualité (tolérance ± 2 mm)</w:t>
+      </w:r>
     </w:p>
     <w:tbl>
       <w:tblPr>
@@ -1745,6 +1586,9 @@
         <w:gridCol w:w="1460"/>
       </w:tblGrid>
       <w:tr>
+        <w:trPr>
+          <w:cantSplit/>
+        </w:trPr>
         <w:tc>
           <w:tcPr>
             <w:tcW w:type="dxa" w:w="2400"/>
@@ -1765,6 +1609,8 @@
           </w:tcPr>
           <w:p>
             <w:pPr>
+              <w:keepNext/>
+              <w:keepLines/>
               <w:spacing w:after="0"/>
             </w:pPr>
             <w:r>
@@ -1801,6 +1647,8 @@
           </w:tcPr>
           <w:p>
             <w:pPr>
+              <w:keepNext/>
+              <w:keepLines/>
               <w:spacing w:after="0"/>
             </w:pPr>
             <w:r>
@@ -1837,6 +1685,8 @@
           </w:tcPr>
           <w:p>
             <w:pPr>
+              <w:keepNext/>
+              <w:keepLines/>
               <w:spacing w:after="0"/>
             </w:pPr>
             <w:r>
@@ -1873,6 +1723,8 @@
           </w:tcPr>
           <w:p>
             <w:pPr>
+              <w:keepNext/>
+              <w:keepLines/>
               <w:spacing w:after="0"/>
             </w:pPr>
             <w:r>
@@ -1891,6 +1743,9 @@
         </w:tc>
       </w:tr>
       <w:tr>
+        <w:trPr>
+          <w:cantSplit/>
+        </w:trPr>
         <w:tc>
           <w:tcPr>
             <w:tcW w:type="dxa" w:w="2400"/>
@@ -1910,6 +1765,8 @@
           </w:tcPr>
           <w:p>
             <w:pPr>
+              <w:keepNext/>
+              <w:keepLines/>
               <w:spacing w:after="0"/>
             </w:pPr>
             <w:r>
@@ -1945,6 +1802,8 @@
           </w:tcPr>
           <w:p>
             <w:pPr>
+              <w:keepNext/>
+              <w:keepLines/>
               <w:spacing w:after="0"/>
             </w:pPr>
             <w:r>
@@ -1980,6 +1839,8 @@
           </w:tcPr>
           <w:p>
             <w:pPr>
+              <w:keepNext/>
+              <w:keepLines/>
               <w:spacing w:after="0"/>
             </w:pPr>
             <w:r>
@@ -2015,6 +1876,8 @@
           </w:tcPr>
           <w:p>
             <w:pPr>
+              <w:keepNext/>
+              <w:keepLines/>
               <w:spacing w:after="0"/>
             </w:pPr>
             <w:r>
@@ -2033,6 +1896,9 @@
         </w:tc>
       </w:tr>
       <w:tr>
+        <w:trPr>
+          <w:cantSplit/>
+        </w:trPr>
         <w:tc>
           <w:tcPr>
             <w:tcW w:type="dxa" w:w="2400"/>
@@ -2052,6 +1918,8 @@
           </w:tcPr>
           <w:p>
             <w:pPr>
+              <w:keepNext/>
+              <w:keepLines/>
               <w:spacing w:after="0"/>
             </w:pPr>
             <w:r>
@@ -2087,6 +1955,8 @@
           </w:tcPr>
           <w:p>
             <w:pPr>
+              <w:keepNext/>
+              <w:keepLines/>
               <w:spacing w:after="0"/>
             </w:pPr>
             <w:r>
@@ -2122,6 +1992,8 @@
           </w:tcPr>
           <w:p>
             <w:pPr>
+              <w:keepNext/>
+              <w:keepLines/>
               <w:spacing w:after="0"/>
             </w:pPr>
             <w:r>
@@ -2157,6 +2029,8 @@
           </w:tcPr>
           <w:p>
             <w:pPr>
+              <w:keepNext/>
+              <w:keepLines/>
               <w:spacing w:after="0"/>
             </w:pPr>
             <w:r>
@@ -2175,6 +2049,9 @@
         </w:tc>
       </w:tr>
       <w:tr>
+        <w:trPr>
+          <w:cantSplit/>
+        </w:trPr>
         <w:tc>
           <w:tcPr>
             <w:tcW w:type="dxa" w:w="2400"/>
@@ -2350,6 +2227,9 @@
         <w:gridCol w:w="9360"/>
       </w:tblGrid>
       <w:tr>
+        <w:trPr>
+          <w:cantSplit/>
+        </w:trPr>
         <w:tc>
           <w:tcPr>
             <w:tcW w:type="dxa" w:w="9360"/>

--- a/public/2026/seq05/FICHE_S5-A05_MaquettePapier_5eme.docx
+++ b/public/2026/seq05/FICHE_S5-A05_MaquettePapier_5eme.docx
@@ -211,32 +211,6 @@
                 <w:szCs w:val="16"/>
               </w:rPr>
               <w:t xml:space="preserve">ACTIVITÉ N°05</w:t>
-            </w:r>
-          </w:p>
-          <w:p>
-            <w:pPr>
-              <w:spacing w:after="0"/>
-            </w:pPr>
-            <w:r>
-              <w:rPr>
-                <w:rFonts w:ascii="Arial" w:cs="Arial" w:eastAsia="Arial" w:hAnsi="Arial"/>
-                <w:sz w:val="14"/>
-                <w:szCs w:val="14"/>
-              </w:rPr>
-              <w:t xml:space="preserve">NOM : ..............................</w:t>
-            </w:r>
-          </w:p>
-          <w:p>
-            <w:pPr>
-              <w:spacing w:after="0"/>
-            </w:pPr>
-            <w:r>
-              <w:rPr>
-                <w:rFonts w:ascii="Arial" w:cs="Arial" w:eastAsia="Arial" w:hAnsi="Arial"/>
-                <w:sz w:val="14"/>
-                <w:szCs w:val="14"/>
-              </w:rPr>
-              <w:t xml:space="preserve">PRÉNOM : .........................</w:t>
             </w:r>
           </w:p>
         </w:tc>

--- a/public/2026/seq05/FICHE_S5-A05_MaquettePapier_5eme.docx
+++ b/public/2026/seq05/FICHE_S5-A05_MaquettePapier_5eme.docx
@@ -345,6 +345,30 @@
         </w:tc>
       </w:tr>
     </w:tbl>
+    <w:p>
+      <w:pPr>
+        <w:keepNext/>
+        <w:spacing w:after="128"/>
+      </w:pPr>
+      <w:r>
+        <w:rPr>
+          <w:rFonts w:ascii="Arial" w:cs="Arial" w:eastAsia="Arial" w:hAnsi="Arial"/>
+          <w:sz w:val="24"/>
+          <w:szCs w:val="24"/>
+          <w:b/>
+          <w:bCs/>
+        </w:rPr>
+        <w:t xml:space="preserve">OBJECTIF — </w:t>
+      </w:r>
+      <w:r>
+        <w:rPr>
+          <w:rFonts w:ascii="Arial" w:cs="Arial" w:eastAsia="Arial" w:hAnsi="Arial"/>
+          <w:sz w:val="24"/>
+          <w:szCs w:val="24"/>
+        </w:rPr>
+        <w:t xml:space="preserve">Tu sauras convertir à l'échelle 1/20, tracer un patron et monter ta maquette.</w:t>
+      </w:r>
+    </w:p>
     <w:p>
       <w:pPr>
         <w:keepNext/>
